--- a/Cole Chuchmach - Assignment 2 Worksheet.docx
+++ b/Cole Chuchmach - Assignment 2 Worksheet.docx
@@ -2675,6 +2675,13 @@
                 <w:szCs w:val="22"/>
               </w:rPr>
             </w:pPr>
+            <w:r>
+              <w:rPr>
+                <w:sz w:val="22"/>
+                <w:szCs w:val="22"/>
+              </w:rPr>
+              <w:t>16</w:t>
+            </w:r>
           </w:p>
         </w:tc>
         <w:tc>
@@ -2689,6 +2696,13 @@
                 <w:szCs w:val="22"/>
               </w:rPr>
             </w:pPr>
+            <w:r>
+              <w:rPr>
+                <w:sz w:val="22"/>
+                <w:szCs w:val="22"/>
+              </w:rPr>
+              <w:t>35</w:t>
+            </w:r>
           </w:p>
         </w:tc>
         <w:tc>
@@ -2703,6 +2717,13 @@
                 <w:szCs w:val="22"/>
               </w:rPr>
             </w:pPr>
+            <w:r>
+              <w:rPr>
+                <w:sz w:val="22"/>
+                <w:szCs w:val="22"/>
+              </w:rPr>
+              <w:t>Yes</w:t>
+            </w:r>
           </w:p>
         </w:tc>
         <w:tc>
@@ -2723,6 +2744,13 @@
               </w:rPr>
               <w:t>1.</w:t>
             </w:r>
+            <w:r>
+              <w:rPr>
+                <w:sz w:val="22"/>
+                <w:szCs w:val="22"/>
+              </w:rPr>
+              <w:t xml:space="preserve"> Dinner accounted for more than half of the RDA because of pasta w/ meat and vegetables.</w:t>
+            </w:r>
           </w:p>
           <w:p>
             <w:pPr>
@@ -2737,6 +2765,13 @@
                 <w:szCs w:val="22"/>
               </w:rPr>
               <w:t>2.</w:t>
+            </w:r>
+            <w:r>
+              <w:rPr>
+                <w:sz w:val="22"/>
+                <w:szCs w:val="22"/>
+              </w:rPr>
+              <w:t xml:space="preserve"> Grains like the toast, sandwich and garlic bread were the other combined half.</w:t>
             </w:r>
           </w:p>
         </w:tc>
@@ -2796,6 +2831,13 @@
                 <w:szCs w:val="22"/>
               </w:rPr>
             </w:pPr>
+            <w:r>
+              <w:rPr>
+                <w:sz w:val="22"/>
+                <w:szCs w:val="22"/>
+              </w:rPr>
+              <w:t>1.3</w:t>
+            </w:r>
           </w:p>
         </w:tc>
         <w:tc>
@@ -2810,6 +2852,13 @@
                 <w:szCs w:val="22"/>
               </w:rPr>
             </w:pPr>
+            <w:r>
+              <w:rPr>
+                <w:sz w:val="22"/>
+                <w:szCs w:val="22"/>
+              </w:rPr>
+              <w:t>100</w:t>
+            </w:r>
           </w:p>
         </w:tc>
         <w:tc>
@@ -2824,6 +2873,13 @@
                 <w:szCs w:val="22"/>
               </w:rPr>
             </w:pPr>
+            <w:r>
+              <w:rPr>
+                <w:sz w:val="22"/>
+                <w:szCs w:val="22"/>
+              </w:rPr>
+              <w:t>Yes</w:t>
+            </w:r>
           </w:p>
         </w:tc>
         <w:tc>
@@ -2844,6 +2900,13 @@
               </w:rPr>
               <w:t>1.</w:t>
             </w:r>
+            <w:r>
+              <w:rPr>
+                <w:sz w:val="22"/>
+                <w:szCs w:val="22"/>
+              </w:rPr>
+              <w:t xml:space="preserve"> Found in meats which were a fair part of dinner due to the alfredo with meat.</w:t>
+            </w:r>
           </w:p>
           <w:p>
             <w:pPr>
@@ -2858,6 +2921,13 @@
                 <w:szCs w:val="22"/>
               </w:rPr>
               <w:t>2.</w:t>
+            </w:r>
+            <w:r>
+              <w:rPr>
+                <w:sz w:val="22"/>
+                <w:szCs w:val="22"/>
+              </w:rPr>
+              <w:t xml:space="preserve"> Toast and milk during breakfast were responsible for about 80% of the RDA on its own.</w:t>
             </w:r>
           </w:p>
         </w:tc>
@@ -2917,6 +2987,13 @@
                 <w:szCs w:val="22"/>
               </w:rPr>
             </w:pPr>
+            <w:r>
+              <w:rPr>
+                <w:sz w:val="22"/>
+                <w:szCs w:val="22"/>
+              </w:rPr>
+              <w:t>2.4</w:t>
+            </w:r>
           </w:p>
         </w:tc>
         <w:tc>
@@ -2952,6 +3029,13 @@
                 <w:szCs w:val="22"/>
               </w:rPr>
             </w:pPr>
+            <w:r>
+              <w:rPr>
+                <w:sz w:val="22"/>
+                <w:szCs w:val="22"/>
+              </w:rPr>
+              <w:t>Yes</w:t>
+            </w:r>
           </w:p>
         </w:tc>
         <w:tc>
@@ -2972,6 +3056,13 @@
               </w:rPr>
               <w:t>1.</w:t>
             </w:r>
+            <w:r>
+              <w:rPr>
+                <w:sz w:val="22"/>
+                <w:szCs w:val="22"/>
+              </w:rPr>
+              <w:t xml:space="preserve"> Exceeded the RDA, just milk was able to get all the Vitamin B12 that I needed.</w:t>
+            </w:r>
           </w:p>
           <w:p>
             <w:pPr>
@@ -2986,6 +3077,13 @@
                 <w:szCs w:val="22"/>
               </w:rPr>
               <w:t>2.</w:t>
+            </w:r>
+            <w:r>
+              <w:rPr>
+                <w:sz w:val="22"/>
+                <w:szCs w:val="22"/>
+              </w:rPr>
+              <w:t xml:space="preserve"> Eggs and Toast during breakfast was also enough on its own to obtain the necessary B12 amount.</w:t>
             </w:r>
           </w:p>
         </w:tc>
@@ -3008,7 +3106,21 @@
                 <w:sz w:val="22"/>
                 <w:szCs w:val="22"/>
               </w:rPr>
-              <w:t>Folate (DFE)</w:t>
+              <w:t>Folate (</w:t>
+            </w:r>
+            <w:r>
+              <w:rPr>
+                <w:sz w:val="22"/>
+                <w:szCs w:val="22"/>
+              </w:rPr>
+              <w:t>ug</w:t>
+            </w:r>
+            <w:r>
+              <w:rPr>
+                <w:sz w:val="22"/>
+                <w:szCs w:val="22"/>
+              </w:rPr>
+              <w:t>)</w:t>
             </w:r>
           </w:p>
         </w:tc>
@@ -3045,6 +3157,13 @@
                 <w:szCs w:val="22"/>
               </w:rPr>
             </w:pPr>
+            <w:r>
+              <w:rPr>
+                <w:sz w:val="22"/>
+                <w:szCs w:val="22"/>
+              </w:rPr>
+              <w:t>400</w:t>
+            </w:r>
           </w:p>
         </w:tc>
         <w:tc>
@@ -3059,6 +3178,13 @@
                 <w:szCs w:val="22"/>
               </w:rPr>
             </w:pPr>
+            <w:r>
+              <w:rPr>
+                <w:sz w:val="22"/>
+                <w:szCs w:val="22"/>
+              </w:rPr>
+              <w:t>1000</w:t>
+            </w:r>
           </w:p>
         </w:tc>
         <w:tc>
@@ -3073,6 +3199,13 @@
                 <w:szCs w:val="22"/>
               </w:rPr>
             </w:pPr>
+            <w:r>
+              <w:rPr>
+                <w:sz w:val="22"/>
+                <w:szCs w:val="22"/>
+              </w:rPr>
+              <w:t>Yes</w:t>
+            </w:r>
           </w:p>
         </w:tc>
         <w:tc>
@@ -3093,6 +3226,13 @@
               </w:rPr>
               <w:t>1.</w:t>
             </w:r>
+            <w:r>
+              <w:rPr>
+                <w:sz w:val="22"/>
+                <w:szCs w:val="22"/>
+              </w:rPr>
+              <w:t xml:space="preserve"> Consistent dinner like pasta with meat and veggies is almost 50% of the necessary Folate already.</w:t>
+            </w:r>
           </w:p>
           <w:p>
             <w:pPr>
@@ -3107,6 +3247,13 @@
                 <w:szCs w:val="22"/>
               </w:rPr>
               <w:t>2.</w:t>
+            </w:r>
+            <w:r>
+              <w:rPr>
+                <w:sz w:val="22"/>
+                <w:szCs w:val="22"/>
+              </w:rPr>
+              <w:t xml:space="preserve"> Breads/toast during breakfast, lunch and dinner on its own was able to reach the RDA.</w:t>
             </w:r>
           </w:p>
         </w:tc>
@@ -3166,6 +3313,13 @@
                 <w:szCs w:val="22"/>
               </w:rPr>
             </w:pPr>
+            <w:r>
+              <w:rPr>
+                <w:sz w:val="22"/>
+                <w:szCs w:val="22"/>
+              </w:rPr>
+              <w:t>90</w:t>
+            </w:r>
           </w:p>
         </w:tc>
         <w:tc>
@@ -3180,6 +3334,13 @@
                 <w:szCs w:val="22"/>
               </w:rPr>
             </w:pPr>
+            <w:r>
+              <w:rPr>
+                <w:sz w:val="22"/>
+                <w:szCs w:val="22"/>
+              </w:rPr>
+              <w:t>2000</w:t>
+            </w:r>
           </w:p>
         </w:tc>
         <w:tc>
@@ -3194,6 +3355,13 @@
                 <w:szCs w:val="22"/>
               </w:rPr>
             </w:pPr>
+            <w:r>
+              <w:rPr>
+                <w:sz w:val="22"/>
+                <w:szCs w:val="22"/>
+              </w:rPr>
+              <w:t>No</w:t>
+            </w:r>
           </w:p>
         </w:tc>
         <w:tc>
@@ -3214,20 +3382,49 @@
               </w:rPr>
               <w:t>1.</w:t>
             </w:r>
-          </w:p>
-          <w:p>
-            <w:pPr>
-              <w:rPr>
-                <w:sz w:val="22"/>
-                <w:szCs w:val="22"/>
-              </w:rPr>
-            </w:pPr>
-            <w:r>
-              <w:rPr>
-                <w:sz w:val="22"/>
-                <w:szCs w:val="22"/>
-              </w:rPr>
+            <w:r>
+              <w:rPr>
+                <w:sz w:val="22"/>
+                <w:szCs w:val="22"/>
+              </w:rPr>
+              <w:t xml:space="preserve"> More red and yellow </w:t>
+            </w:r>
+            <w:r>
+              <w:rPr>
+                <w:sz w:val="22"/>
+                <w:szCs w:val="22"/>
+              </w:rPr>
+              <w:t>vegetables</w:t>
+            </w:r>
+            <w:r>
+              <w:rPr>
+                <w:sz w:val="22"/>
+                <w:szCs w:val="22"/>
+              </w:rPr>
+              <w:t xml:space="preserve"> during lunch and dinner would contribute.</w:t>
+            </w:r>
+          </w:p>
+          <w:p>
+            <w:pPr>
+              <w:rPr>
+                <w:sz w:val="22"/>
+                <w:szCs w:val="22"/>
+              </w:rPr>
+            </w:pPr>
+            <w:r>
+              <w:rPr>
+                <w:sz w:val="22"/>
+                <w:szCs w:val="22"/>
+              </w:rPr>
+              <w:lastRenderedPageBreak/>
               <w:t>2.</w:t>
+            </w:r>
+            <w:r>
+              <w:rPr>
+                <w:sz w:val="22"/>
+                <w:szCs w:val="22"/>
+              </w:rPr>
+              <w:t xml:space="preserve"> Either have more fruits during breakfast in place of an extra slice of toast and more fruits as snacks.</w:t>
             </w:r>
           </w:p>
         </w:tc>
@@ -3250,7 +3447,22 @@
                 <w:sz w:val="22"/>
                 <w:szCs w:val="22"/>
               </w:rPr>
-              <w:t>Vitamin D (ug)</w:t>
+              <w:lastRenderedPageBreak/>
+              <w:t>Vitamin D (</w:t>
+            </w:r>
+            <w:r>
+              <w:rPr>
+                <w:sz w:val="22"/>
+                <w:szCs w:val="22"/>
+              </w:rPr>
+              <w:t>IU</w:t>
+            </w:r>
+            <w:r>
+              <w:rPr>
+                <w:sz w:val="22"/>
+                <w:szCs w:val="22"/>
+              </w:rPr>
+              <w:t>)</w:t>
             </w:r>
           </w:p>
         </w:tc>
@@ -3287,6 +3499,13 @@
                 <w:szCs w:val="22"/>
               </w:rPr>
             </w:pPr>
+            <w:r>
+              <w:rPr>
+                <w:sz w:val="22"/>
+                <w:szCs w:val="22"/>
+              </w:rPr>
+              <w:t>600</w:t>
+            </w:r>
           </w:p>
         </w:tc>
         <w:tc>
@@ -3301,6 +3520,13 @@
                 <w:szCs w:val="22"/>
               </w:rPr>
             </w:pPr>
+            <w:r>
+              <w:rPr>
+                <w:sz w:val="22"/>
+                <w:szCs w:val="22"/>
+              </w:rPr>
+              <w:t>4000</w:t>
+            </w:r>
           </w:p>
         </w:tc>
         <w:tc>
@@ -3315,6 +3541,13 @@
                 <w:szCs w:val="22"/>
               </w:rPr>
             </w:pPr>
+            <w:r>
+              <w:rPr>
+                <w:sz w:val="22"/>
+                <w:szCs w:val="22"/>
+              </w:rPr>
+              <w:t>No</w:t>
+            </w:r>
           </w:p>
         </w:tc>
         <w:tc>
@@ -3335,6 +3568,27 @@
               </w:rPr>
               <w:t>1.</w:t>
             </w:r>
+            <w:r>
+              <w:rPr>
+                <w:sz w:val="22"/>
+                <w:szCs w:val="22"/>
+              </w:rPr>
+              <w:t xml:space="preserve"> Milk is a big </w:t>
+            </w:r>
+            <w:r>
+              <w:rPr>
+                <w:sz w:val="22"/>
+                <w:szCs w:val="22"/>
+              </w:rPr>
+              <w:t>contributor;</w:t>
+            </w:r>
+            <w:r>
+              <w:rPr>
+                <w:sz w:val="22"/>
+                <w:szCs w:val="22"/>
+              </w:rPr>
+              <w:t xml:space="preserve"> I could’ve had more milk during dinner but that of one with less fat.</w:t>
+            </w:r>
           </w:p>
           <w:p>
             <w:pPr>
@@ -3349,6 +3603,29 @@
                 <w:szCs w:val="22"/>
               </w:rPr>
               <w:t>2.</w:t>
+            </w:r>
+            <w:r>
+              <w:rPr>
+                <w:sz w:val="22"/>
+                <w:szCs w:val="22"/>
+              </w:rPr>
+              <w:t xml:space="preserve"> Should try to incorporate more fish into my diet (</w:t>
+            </w:r>
+            <w:r>
+              <w:rPr>
+                <w:i/>
+                <w:iCs/>
+                <w:sz w:val="22"/>
+                <w:szCs w:val="22"/>
+              </w:rPr>
+              <w:t>especially for dinner</w:t>
+            </w:r>
+            <w:r>
+              <w:rPr>
+                <w:sz w:val="22"/>
+                <w:szCs w:val="22"/>
+              </w:rPr>
+              <w:t>).</w:t>
             </w:r>
           </w:p>
         </w:tc>
@@ -3371,7 +3648,21 @@
                 <w:sz w:val="22"/>
                 <w:szCs w:val="22"/>
               </w:rPr>
-              <w:t>Vitamin A (RAE)</w:t>
+              <w:t>Vitamin A (</w:t>
+            </w:r>
+            <w:r>
+              <w:rPr>
+                <w:sz w:val="22"/>
+                <w:szCs w:val="22"/>
+              </w:rPr>
+              <w:t>ug</w:t>
+            </w:r>
+            <w:r>
+              <w:rPr>
+                <w:sz w:val="22"/>
+                <w:szCs w:val="22"/>
+              </w:rPr>
+              <w:t>)</w:t>
             </w:r>
           </w:p>
         </w:tc>
@@ -3408,6 +3699,13 @@
                 <w:szCs w:val="22"/>
               </w:rPr>
             </w:pPr>
+            <w:r>
+              <w:rPr>
+                <w:sz w:val="22"/>
+                <w:szCs w:val="22"/>
+              </w:rPr>
+              <w:t>900</w:t>
+            </w:r>
           </w:p>
         </w:tc>
         <w:tc>
@@ -3422,6 +3720,13 @@
                 <w:szCs w:val="22"/>
               </w:rPr>
             </w:pPr>
+            <w:r>
+              <w:rPr>
+                <w:sz w:val="22"/>
+                <w:szCs w:val="22"/>
+              </w:rPr>
+              <w:t>3000</w:t>
+            </w:r>
           </w:p>
         </w:tc>
         <w:tc>
@@ -3436,6 +3741,13 @@
                 <w:szCs w:val="22"/>
               </w:rPr>
             </w:pPr>
+            <w:r>
+              <w:rPr>
+                <w:sz w:val="22"/>
+                <w:szCs w:val="22"/>
+              </w:rPr>
+              <w:t>Yes</w:t>
+            </w:r>
           </w:p>
         </w:tc>
         <w:tc>
@@ -3456,6 +3768,27 @@
               </w:rPr>
               <w:t>1.</w:t>
             </w:r>
+            <w:r>
+              <w:rPr>
+                <w:sz w:val="22"/>
+                <w:szCs w:val="22"/>
+              </w:rPr>
+              <w:t xml:space="preserve"> </w:t>
+            </w:r>
+            <w:r>
+              <w:rPr>
+                <w:sz w:val="22"/>
+                <w:szCs w:val="22"/>
+              </w:rPr>
+              <w:t xml:space="preserve">Two </w:t>
+            </w:r>
+            <w:r>
+              <w:rPr>
+                <w:sz w:val="22"/>
+                <w:szCs w:val="22"/>
+              </w:rPr>
+              <w:t>thirds of my Vitamin A came from glasses a milk so three would be exactly enough.</w:t>
+            </w:r>
           </w:p>
           <w:p>
             <w:pPr>
@@ -3470,6 +3803,13 @@
                 <w:szCs w:val="22"/>
               </w:rPr>
               <w:t>2.</w:t>
+            </w:r>
+            <w:r>
+              <w:rPr>
+                <w:sz w:val="22"/>
+                <w:szCs w:val="22"/>
+              </w:rPr>
+              <w:t xml:space="preserve"> Dark green vegetables in breakfast and dinner also accounted for nearly a third.</w:t>
             </w:r>
           </w:p>
         </w:tc>
@@ -3545,6 +3885,13 @@
                 <w:szCs w:val="22"/>
               </w:rPr>
             </w:pPr>
+            <w:r>
+              <w:rPr>
+                <w:sz w:val="22"/>
+                <w:szCs w:val="22"/>
+              </w:rPr>
+              <w:t>120</w:t>
+            </w:r>
           </w:p>
         </w:tc>
         <w:tc>
@@ -3580,6 +3927,13 @@
                 <w:szCs w:val="22"/>
               </w:rPr>
             </w:pPr>
+            <w:r>
+              <w:rPr>
+                <w:sz w:val="22"/>
+                <w:szCs w:val="22"/>
+              </w:rPr>
+              <w:t>Yes</w:t>
+            </w:r>
           </w:p>
         </w:tc>
         <w:tc>
@@ -3600,6 +3954,29 @@
               </w:rPr>
               <w:t>1.</w:t>
             </w:r>
+            <w:r>
+              <w:rPr>
+                <w:sz w:val="22"/>
+                <w:szCs w:val="22"/>
+              </w:rPr>
+              <w:t xml:space="preserve"> The milk during breakfast and lunch already exceeded the limit (</w:t>
+            </w:r>
+            <w:r>
+              <w:rPr>
+                <w:i/>
+                <w:iCs/>
+                <w:sz w:val="22"/>
+                <w:szCs w:val="22"/>
+              </w:rPr>
+              <w:t>115% total</w:t>
+            </w:r>
+            <w:r>
+              <w:rPr>
+                <w:sz w:val="22"/>
+                <w:szCs w:val="22"/>
+              </w:rPr>
+              <w:t>).</w:t>
+            </w:r>
           </w:p>
           <w:p>
             <w:pPr>
@@ -3614,6 +3991,13 @@
                 <w:szCs w:val="22"/>
               </w:rPr>
               <w:t>2.</w:t>
+            </w:r>
+            <w:r>
+              <w:rPr>
+                <w:sz w:val="22"/>
+                <w:szCs w:val="22"/>
+              </w:rPr>
+              <w:t xml:space="preserve"> Eggs, pasta and fruit as a snack were able to reach the exact same goal too when combined.</w:t>
             </w:r>
           </w:p>
         </w:tc>
@@ -3702,6 +4086,13 @@
                 <w:szCs w:val="22"/>
               </w:rPr>
             </w:pPr>
+            <w:r>
+              <w:rPr>
+                <w:sz w:val="22"/>
+                <w:szCs w:val="22"/>
+              </w:rPr>
+              <w:t>15</w:t>
+            </w:r>
           </w:p>
         </w:tc>
         <w:tc>
@@ -3716,6 +4107,13 @@
                 <w:szCs w:val="22"/>
               </w:rPr>
             </w:pPr>
+            <w:r>
+              <w:rPr>
+                <w:sz w:val="22"/>
+                <w:szCs w:val="22"/>
+              </w:rPr>
+              <w:t>1000</w:t>
+            </w:r>
           </w:p>
         </w:tc>
         <w:tc>
@@ -3730,6 +4128,13 @@
                 <w:szCs w:val="22"/>
               </w:rPr>
             </w:pPr>
+            <w:r>
+              <w:rPr>
+                <w:sz w:val="22"/>
+                <w:szCs w:val="22"/>
+              </w:rPr>
+              <w:t>No</w:t>
+            </w:r>
           </w:p>
         </w:tc>
         <w:tc>
@@ -3750,6 +4155,13 @@
               </w:rPr>
               <w:t>1.</w:t>
             </w:r>
+            <w:r>
+              <w:rPr>
+                <w:sz w:val="22"/>
+                <w:szCs w:val="22"/>
+              </w:rPr>
+              <w:t xml:space="preserve"> I could incorporate more vegetable oils into dinner.</w:t>
+            </w:r>
           </w:p>
           <w:p>
             <w:pPr>
@@ -3764,6 +4176,13 @@
                 <w:szCs w:val="22"/>
               </w:rPr>
               <w:t>2.</w:t>
+            </w:r>
+            <w:r>
+              <w:rPr>
+                <w:sz w:val="22"/>
+                <w:szCs w:val="22"/>
+              </w:rPr>
+              <w:t xml:space="preserve"> Can add almonds as a mid-day light snack.</w:t>
             </w:r>
           </w:p>
         </w:tc>
@@ -3823,6 +4242,13 @@
                 <w:szCs w:val="22"/>
               </w:rPr>
             </w:pPr>
+            <w:r>
+              <w:rPr>
+                <w:sz w:val="22"/>
+                <w:szCs w:val="22"/>
+              </w:rPr>
+              <w:t>1000</w:t>
+            </w:r>
           </w:p>
         </w:tc>
         <w:tc>
@@ -3837,6 +4263,13 @@
                 <w:szCs w:val="22"/>
               </w:rPr>
             </w:pPr>
+            <w:r>
+              <w:rPr>
+                <w:sz w:val="22"/>
+                <w:szCs w:val="22"/>
+              </w:rPr>
+              <w:t>2500</w:t>
+            </w:r>
           </w:p>
         </w:tc>
         <w:tc>
@@ -3851,6 +4284,13 @@
                 <w:szCs w:val="22"/>
               </w:rPr>
             </w:pPr>
+            <w:r>
+              <w:rPr>
+                <w:sz w:val="22"/>
+                <w:szCs w:val="22"/>
+              </w:rPr>
+              <w:t>Yes</w:t>
+            </w:r>
           </w:p>
         </w:tc>
         <w:tc>
@@ -3871,6 +4311,13 @@
               </w:rPr>
               <w:t>1.</w:t>
             </w:r>
+            <w:r>
+              <w:rPr>
+                <w:sz w:val="22"/>
+                <w:szCs w:val="22"/>
+              </w:rPr>
+              <w:t xml:space="preserve"> The milk was almost enough to reach the RDA, nearly 90%.</w:t>
+            </w:r>
           </w:p>
           <w:p>
             <w:pPr>
@@ -3885,6 +4332,13 @@
                 <w:szCs w:val="22"/>
               </w:rPr>
               <w:t>2.</w:t>
+            </w:r>
+            <w:r>
+              <w:rPr>
+                <w:sz w:val="22"/>
+                <w:szCs w:val="22"/>
+              </w:rPr>
+              <w:t xml:space="preserve"> Calcium from small parts of meals like the alfredo sauce, margarine, kraft cheese were the next biggest contributors.</w:t>
             </w:r>
           </w:p>
         </w:tc>
@@ -3953,6 +4407,13 @@
                 <w:szCs w:val="22"/>
               </w:rPr>
             </w:pPr>
+            <w:r>
+              <w:rPr>
+                <w:sz w:val="22"/>
+                <w:szCs w:val="22"/>
+              </w:rPr>
+              <w:t>8</w:t>
+            </w:r>
           </w:p>
         </w:tc>
         <w:tc>
@@ -3967,6 +4428,13 @@
                 <w:szCs w:val="22"/>
               </w:rPr>
             </w:pPr>
+            <w:r>
+              <w:rPr>
+                <w:sz w:val="22"/>
+                <w:szCs w:val="22"/>
+              </w:rPr>
+              <w:t>45</w:t>
+            </w:r>
           </w:p>
         </w:tc>
         <w:tc>
@@ -3981,6 +4449,13 @@
                 <w:szCs w:val="22"/>
               </w:rPr>
             </w:pPr>
+            <w:r>
+              <w:rPr>
+                <w:sz w:val="22"/>
+                <w:szCs w:val="22"/>
+              </w:rPr>
+              <w:t>Yes</w:t>
+            </w:r>
           </w:p>
         </w:tc>
         <w:tc>
@@ -4001,6 +4476,20 @@
               </w:rPr>
               <w:t>1.</w:t>
             </w:r>
+            <w:r>
+              <w:rPr>
+                <w:sz w:val="22"/>
+                <w:szCs w:val="22"/>
+              </w:rPr>
+              <w:t xml:space="preserve"> Toast and bread were the highest sources of iron and accounted for more than 2/3</w:t>
+            </w:r>
+            <w:r>
+              <w:rPr>
+                <w:sz w:val="22"/>
+                <w:szCs w:val="22"/>
+              </w:rPr>
+              <w:t xml:space="preserve"> of the RDA.</w:t>
+            </w:r>
           </w:p>
           <w:p>
             <w:pPr>
@@ -4015,6 +4504,13 @@
                 <w:szCs w:val="22"/>
               </w:rPr>
               <w:t>2.</w:t>
+            </w:r>
+            <w:r>
+              <w:rPr>
+                <w:sz w:val="22"/>
+                <w:szCs w:val="22"/>
+              </w:rPr>
+              <w:t xml:space="preserve"> Pasta and Garlic bread was a high fulfilling meal and supper alone was enough to reach &gt;50% of my iron goal.</w:t>
             </w:r>
           </w:p>
         </w:tc>
@@ -4053,7 +4549,6 @@
                 <w:sz w:val="22"/>
                 <w:szCs w:val="22"/>
               </w:rPr>
-              <w:lastRenderedPageBreak/>
               <w:t>(mg)</w:t>
             </w:r>
           </w:p>
@@ -4075,7 +4570,6 @@
                 <w:sz w:val="22"/>
                 <w:szCs w:val="22"/>
               </w:rPr>
-              <w:lastRenderedPageBreak/>
               <w:t>232.2</w:t>
             </w:r>
           </w:p>
@@ -4092,6 +4586,13 @@
                 <w:szCs w:val="22"/>
               </w:rPr>
             </w:pPr>
+            <w:r>
+              <w:rPr>
+                <w:sz w:val="22"/>
+                <w:szCs w:val="22"/>
+              </w:rPr>
+              <w:t>400</w:t>
+            </w:r>
           </w:p>
         </w:tc>
         <w:tc>
@@ -4127,6 +4628,13 @@
                 <w:szCs w:val="22"/>
               </w:rPr>
             </w:pPr>
+            <w:r>
+              <w:rPr>
+                <w:sz w:val="22"/>
+                <w:szCs w:val="22"/>
+              </w:rPr>
+              <w:t>No</w:t>
+            </w:r>
           </w:p>
         </w:tc>
         <w:tc>
@@ -4147,21 +4655,34 @@
               </w:rPr>
               <w:t>1.</w:t>
             </w:r>
-          </w:p>
-          <w:p>
-            <w:pPr>
-              <w:rPr>
-                <w:sz w:val="22"/>
-                <w:szCs w:val="22"/>
-              </w:rPr>
-            </w:pPr>
-            <w:r>
-              <w:rPr>
-                <w:sz w:val="22"/>
-                <w:szCs w:val="22"/>
-              </w:rPr>
-              <w:lastRenderedPageBreak/>
+            <w:r>
+              <w:rPr>
+                <w:sz w:val="22"/>
+                <w:szCs w:val="22"/>
+              </w:rPr>
+              <w:t xml:space="preserve"> Coffee or tea in the morning could provide a good boost to reaching the RDA.</w:t>
+            </w:r>
+          </w:p>
+          <w:p>
+            <w:pPr>
+              <w:rPr>
+                <w:sz w:val="22"/>
+                <w:szCs w:val="22"/>
+              </w:rPr>
+            </w:pPr>
+            <w:r>
+              <w:rPr>
+                <w:sz w:val="22"/>
+                <w:szCs w:val="22"/>
+              </w:rPr>
               <w:t>2.</w:t>
+            </w:r>
+            <w:r>
+              <w:rPr>
+                <w:sz w:val="22"/>
+                <w:szCs w:val="22"/>
+              </w:rPr>
+              <w:t xml:space="preserve"> Use even more dark green vegetables like green beans or kale in things like supper or even a smoothie.</w:t>
             </w:r>
           </w:p>
         </w:tc>
@@ -4184,7 +4705,6 @@
                 <w:sz w:val="22"/>
                 <w:szCs w:val="22"/>
               </w:rPr>
-              <w:lastRenderedPageBreak/>
               <w:t>Potassium (mg)</w:t>
             </w:r>
           </w:p>
@@ -4222,6 +4742,13 @@
                 <w:szCs w:val="22"/>
               </w:rPr>
             </w:pPr>
+            <w:r>
+              <w:rPr>
+                <w:sz w:val="22"/>
+                <w:szCs w:val="22"/>
+              </w:rPr>
+              <w:t>3400</w:t>
+            </w:r>
           </w:p>
         </w:tc>
         <w:tc>
@@ -4257,6 +4784,13 @@
                 <w:szCs w:val="22"/>
               </w:rPr>
             </w:pPr>
+            <w:r>
+              <w:rPr>
+                <w:sz w:val="22"/>
+                <w:szCs w:val="22"/>
+              </w:rPr>
+              <w:t>No</w:t>
+            </w:r>
           </w:p>
         </w:tc>
         <w:tc>
@@ -4277,6 +4811,13 @@
               </w:rPr>
               <w:t>1.</w:t>
             </w:r>
+            <w:r>
+              <w:rPr>
+                <w:sz w:val="22"/>
+                <w:szCs w:val="22"/>
+              </w:rPr>
+              <w:t xml:space="preserve"> More vegetables and fruit besides a small snack with lunch or after dinner, morning is a good place for fruit.</w:t>
+            </w:r>
           </w:p>
           <w:p>
             <w:pPr>
@@ -4291,6 +4832,13 @@
                 <w:szCs w:val="22"/>
               </w:rPr>
               <w:t>2.</w:t>
+            </w:r>
+            <w:r>
+              <w:rPr>
+                <w:sz w:val="22"/>
+                <w:szCs w:val="22"/>
+              </w:rPr>
+              <w:t xml:space="preserve"> More beans or vegetables with dinner can also achieve this goal.</w:t>
             </w:r>
           </w:p>
         </w:tc>
@@ -4366,6 +4914,13 @@
                 <w:szCs w:val="22"/>
               </w:rPr>
             </w:pPr>
+            <w:r>
+              <w:rPr>
+                <w:sz w:val="22"/>
+                <w:szCs w:val="22"/>
+              </w:rPr>
+              <w:t>11</w:t>
+            </w:r>
           </w:p>
         </w:tc>
         <w:tc>
@@ -4380,6 +4935,13 @@
                 <w:szCs w:val="22"/>
               </w:rPr>
             </w:pPr>
+            <w:r>
+              <w:rPr>
+                <w:sz w:val="22"/>
+                <w:szCs w:val="22"/>
+              </w:rPr>
+              <w:t>40</w:t>
+            </w:r>
           </w:p>
         </w:tc>
         <w:tc>
@@ -4394,6 +4956,13 @@
                 <w:szCs w:val="22"/>
               </w:rPr>
             </w:pPr>
+            <w:r>
+              <w:rPr>
+                <w:sz w:val="22"/>
+                <w:szCs w:val="22"/>
+              </w:rPr>
+              <w:t>No</w:t>
+            </w:r>
           </w:p>
         </w:tc>
         <w:tc>
@@ -4414,6 +4983,13 @@
               </w:rPr>
               <w:t>1.</w:t>
             </w:r>
+            <w:r>
+              <w:rPr>
+                <w:sz w:val="22"/>
+                <w:szCs w:val="22"/>
+              </w:rPr>
+              <w:t xml:space="preserve"> An extra glass of milk may be able to assist in contributing to a good portion of Zinc intake.</w:t>
+            </w:r>
           </w:p>
           <w:p>
             <w:pPr>
@@ -4428,6 +5004,13 @@
                 <w:szCs w:val="22"/>
               </w:rPr>
               <w:t>2.</w:t>
+            </w:r>
+            <w:r>
+              <w:rPr>
+                <w:sz w:val="22"/>
+                <w:szCs w:val="22"/>
+              </w:rPr>
+              <w:t xml:space="preserve"> More beef instead of just chicken with pasta for dinner will help.</w:t>
             </w:r>
           </w:p>
         </w:tc>
@@ -5615,7 +6198,16 @@
           <w:sz w:val="24"/>
           <w:szCs w:val="24"/>
         </w:rPr>
-        <w:t xml:space="preserve">)? If a vitamin or mineral was above UL, was it mildly excess (up to 30% higher than the UL) or severely excess (more than 30% higher than the UL)? </w:t>
+        <w:t xml:space="preserve">)? If a vitamin or mineral was above UL, was </w:t>
+      </w:r>
+      <w:r>
+        <w:rPr>
+          <w:rFonts w:ascii="Times New Roman" w:hAnsi="Times New Roman"/>
+          <w:sz w:val="24"/>
+          <w:szCs w:val="24"/>
+        </w:rPr>
+        <w:lastRenderedPageBreak/>
+        <w:t xml:space="preserve">it mildly excess (up to 30% higher than the UL) or severely excess (more than 30% higher than the UL)? </w:t>
       </w:r>
       <w:r>
         <w:rPr>
@@ -6832,17 +7424,7 @@
           <w:sz w:val="22"/>
           <w:szCs w:val="22"/>
         </w:rPr>
-        <w:t xml:space="preserve"> </w:t>
-      </w:r>
-      <w:r>
-        <w:rPr>
-          <w:b/>
-          <w:bCs/>
-          <w:sz w:val="22"/>
-          <w:szCs w:val="22"/>
-        </w:rPr>
-        <w:lastRenderedPageBreak/>
-        <w:t xml:space="preserve">marks – </w:t>
+        <w:t xml:space="preserve"> marks – </w:t>
       </w:r>
       <w:r>
         <w:rPr>
@@ -7116,6 +7698,7 @@
                 <w:sz w:val="22"/>
                 <w:lang w:val="en-CA"/>
               </w:rPr>
+              <w:lastRenderedPageBreak/>
               <w:t> </w:t>
             </w:r>
           </w:p>
@@ -7208,6 +7791,7 @@
                 <w:sz w:val="22"/>
                 <w:lang w:val="en-CA"/>
               </w:rPr>
+              <w:lastRenderedPageBreak/>
               <w:t> </w:t>
             </w:r>
           </w:p>
@@ -7224,6 +7808,7 @@
                 <w:sz w:val="22"/>
                 <w:lang w:val="en-CA"/>
               </w:rPr>
+              <w:lastRenderedPageBreak/>
               <w:t> </w:t>
             </w:r>
           </w:p>
@@ -7321,6 +7906,7 @@
                 <w:sz w:val="22"/>
                 <w:lang w:val="en-CA"/>
               </w:rPr>
+              <w:lastRenderedPageBreak/>
               <w:t> </w:t>
             </w:r>
           </w:p>

--- a/Cole Chuchmach - Assignment 2 Worksheet.docx
+++ b/Cole Chuchmach - Assignment 2 Worksheet.docx
@@ -197,6 +197,7 @@
         </w:rPr>
         <w:t xml:space="preserve">Remember to include copies of your </w:t>
       </w:r>
+      <w:proofErr w:type="spellStart"/>
       <w:r>
         <w:rPr>
           <w:b/>
@@ -206,6 +207,7 @@
         </w:rPr>
         <w:t>Cronometer</w:t>
       </w:r>
+      <w:proofErr w:type="spellEnd"/>
       <w:r>
         <w:rPr>
           <w:b/>
@@ -5467,6 +5469,14 @@
                 <w:szCs w:val="22"/>
               </w:rPr>
             </w:pPr>
+            <w:r>
+              <w:rPr>
+                <w:bCs/>
+                <w:sz w:val="22"/>
+                <w:szCs w:val="22"/>
+              </w:rPr>
+              <w:t>3509.9mg</w:t>
+            </w:r>
           </w:p>
         </w:tc>
         <w:tc>
@@ -5481,6 +5491,14 @@
                 <w:szCs w:val="22"/>
               </w:rPr>
             </w:pPr>
+            <w:r>
+              <w:rPr>
+                <w:bCs/>
+                <w:sz w:val="22"/>
+                <w:szCs w:val="22"/>
+              </w:rPr>
+              <w:t>1500mg</w:t>
+            </w:r>
           </w:p>
         </w:tc>
         <w:tc>
@@ -5495,14 +5513,22 @@
                 <w:szCs w:val="22"/>
               </w:rPr>
             </w:pPr>
-          </w:p>
-          <w:p>
-            <w:pPr>
+            <w:r>
               <w:rPr>
                 <w:bCs/>
                 <w:sz w:val="22"/>
                 <w:szCs w:val="22"/>
               </w:rPr>
+              <w:t>Exceed</w:t>
+            </w:r>
+          </w:p>
+          <w:p>
+            <w:pPr>
+              <w:rPr>
+                <w:bCs/>
+                <w:sz w:val="22"/>
+                <w:szCs w:val="22"/>
+              </w:rPr>
             </w:pPr>
           </w:p>
         </w:tc>
@@ -5526,22 +5552,38 @@
               </w:rPr>
               <w:t>1.</w:t>
             </w:r>
-          </w:p>
-          <w:p>
-            <w:pPr>
+            <w:r>
               <w:rPr>
                 <w:bCs/>
                 <w:sz w:val="22"/>
                 <w:szCs w:val="22"/>
               </w:rPr>
-            </w:pPr>
-            <w:r>
+              <w:t xml:space="preserve"> I should choose better sandwich meats for lunch instead of salami since that sandwich accounted for nearly all of my RDA (88%)</w:t>
+            </w:r>
+          </w:p>
+          <w:p>
+            <w:pPr>
               <w:rPr>
                 <w:bCs/>
                 <w:sz w:val="22"/>
                 <w:szCs w:val="22"/>
               </w:rPr>
+            </w:pPr>
+            <w:r>
+              <w:rPr>
+                <w:bCs/>
+                <w:sz w:val="22"/>
+                <w:szCs w:val="22"/>
+              </w:rPr>
               <w:t xml:space="preserve">2. </w:t>
+            </w:r>
+            <w:r>
+              <w:rPr>
+                <w:bCs/>
+                <w:sz w:val="22"/>
+                <w:szCs w:val="22"/>
+              </w:rPr>
+              <w:t>Select better bread when used for breakfast, lunch, and dinner instead of white bread.</w:t>
             </w:r>
           </w:p>
         </w:tc>
@@ -5725,7 +5767,25 @@
                 <w:sz w:val="22"/>
                 <w:szCs w:val="22"/>
               </w:rPr>
-              <w:t>Total Dietary Fibre intake from my food choices</w:t>
+              <w:t xml:space="preserve">Total Dietary </w:t>
+            </w:r>
+            <w:proofErr w:type="spellStart"/>
+            <w:r>
+              <w:rPr>
+                <w:b/>
+                <w:sz w:val="22"/>
+                <w:szCs w:val="22"/>
+              </w:rPr>
+              <w:t>Fibre</w:t>
+            </w:r>
+            <w:proofErr w:type="spellEnd"/>
+            <w:r>
+              <w:rPr>
+                <w:b/>
+                <w:sz w:val="22"/>
+                <w:szCs w:val="22"/>
+              </w:rPr>
+              <w:t xml:space="preserve"> intake from my food choices</w:t>
             </w:r>
           </w:p>
         </w:tc>
@@ -5747,8 +5807,18 @@
                 <w:sz w:val="22"/>
                 <w:szCs w:val="22"/>
               </w:rPr>
-              <w:t>Recommended Daily Intake for Total Dietary Fibre</w:t>
-            </w:r>
+              <w:t xml:space="preserve">Recommended Daily Intake for Total Dietary </w:t>
+            </w:r>
+            <w:proofErr w:type="spellStart"/>
+            <w:r>
+              <w:rPr>
+                <w:b/>
+                <w:sz w:val="22"/>
+                <w:szCs w:val="22"/>
+              </w:rPr>
+              <w:t>Fibre</w:t>
+            </w:r>
+            <w:proofErr w:type="spellEnd"/>
           </w:p>
         </w:tc>
         <w:tc>
@@ -5962,6 +6032,14 @@
                 <w:szCs w:val="22"/>
               </w:rPr>
             </w:pPr>
+            <w:r>
+              <w:rPr>
+                <w:bCs/>
+                <w:sz w:val="22"/>
+                <w:szCs w:val="22"/>
+              </w:rPr>
+              <w:t>15.0g</w:t>
+            </w:r>
           </w:p>
         </w:tc>
         <w:tc>
@@ -5976,6 +6054,14 @@
                 <w:szCs w:val="22"/>
               </w:rPr>
             </w:pPr>
+            <w:r>
+              <w:rPr>
+                <w:bCs/>
+                <w:sz w:val="22"/>
+                <w:szCs w:val="22"/>
+              </w:rPr>
+              <w:t>38.0g</w:t>
+            </w:r>
           </w:p>
         </w:tc>
         <w:tc>
@@ -5990,15 +6076,14 @@
                 <w:szCs w:val="22"/>
               </w:rPr>
             </w:pPr>
-          </w:p>
-          <w:p>
-            <w:pPr>
+            <w:r>
               <w:rPr>
                 <w:bCs/>
                 <w:sz w:val="22"/>
                 <w:szCs w:val="22"/>
               </w:rPr>
-            </w:pPr>
+              <w:t>No</w:t>
+            </w:r>
           </w:p>
         </w:tc>
         <w:tc>
@@ -6021,22 +6106,57 @@
               </w:rPr>
               <w:t>1.</w:t>
             </w:r>
-          </w:p>
-          <w:p>
-            <w:pPr>
+            <w:r>
               <w:rPr>
                 <w:bCs/>
                 <w:sz w:val="22"/>
                 <w:szCs w:val="22"/>
               </w:rPr>
-            </w:pPr>
-            <w:r>
+              <w:t xml:space="preserve"> I should have more thing with oats during breakfast such as a granola bar or oats w/ yogurt.</w:t>
+            </w:r>
+          </w:p>
+          <w:p>
+            <w:pPr>
               <w:rPr>
                 <w:bCs/>
                 <w:sz w:val="22"/>
                 <w:szCs w:val="22"/>
               </w:rPr>
+            </w:pPr>
+            <w:r>
+              <w:rPr>
+                <w:bCs/>
+                <w:sz w:val="22"/>
+                <w:szCs w:val="22"/>
+              </w:rPr>
+              <w:lastRenderedPageBreak/>
               <w:t>2.</w:t>
+            </w:r>
+            <w:r>
+              <w:rPr>
+                <w:bCs/>
+                <w:sz w:val="22"/>
+                <w:szCs w:val="22"/>
+              </w:rPr>
+              <w:t xml:space="preserve"> More high-</w:t>
+            </w:r>
+            <w:proofErr w:type="spellStart"/>
+            <w:r>
+              <w:rPr>
+                <w:bCs/>
+                <w:sz w:val="22"/>
+                <w:szCs w:val="22"/>
+              </w:rPr>
+              <w:t>fibre</w:t>
+            </w:r>
+            <w:proofErr w:type="spellEnd"/>
+            <w:r>
+              <w:rPr>
+                <w:bCs/>
+                <w:sz w:val="22"/>
+                <w:szCs w:val="22"/>
+              </w:rPr>
+              <w:t>/green veggies with lunch and breakfast, things like peas, artichoke, broccoli, etc.</w:t>
             </w:r>
           </w:p>
         </w:tc>
@@ -6198,16 +6318,7 @@
           <w:sz w:val="24"/>
           <w:szCs w:val="24"/>
         </w:rPr>
-        <w:t xml:space="preserve">)? If a vitamin or mineral was above UL, was </w:t>
-      </w:r>
-      <w:r>
-        <w:rPr>
-          <w:rFonts w:ascii="Times New Roman" w:hAnsi="Times New Roman"/>
-          <w:sz w:val="24"/>
-          <w:szCs w:val="24"/>
-        </w:rPr>
-        <w:lastRenderedPageBreak/>
-        <w:t xml:space="preserve">it mildly excess (up to 30% higher than the UL) or severely excess (more than 30% higher than the UL)? </w:t>
+        <w:t xml:space="preserve">)? If a vitamin or mineral was above UL, was it mildly excess (up to 30% higher than the UL) or severely excess (more than 30% higher than the UL)? </w:t>
       </w:r>
       <w:r>
         <w:rPr>
@@ -6429,6 +6540,20 @@
               </w:rPr>
               <w:t>1.</w:t>
             </w:r>
+            <w:r>
+              <w:rPr>
+                <w:rFonts w:ascii="Times New Roman" w:hAnsi="Times New Roman"/>
+                <w:szCs w:val="22"/>
+              </w:rPr>
+              <w:t xml:space="preserve">Vitamin </w:t>
+            </w:r>
+            <w:r>
+              <w:rPr>
+                <w:rFonts w:ascii="Times New Roman" w:hAnsi="Times New Roman"/>
+                <w:szCs w:val="22"/>
+              </w:rPr>
+              <w:t>C</w:t>
+            </w:r>
           </w:p>
         </w:tc>
         <w:tc>
@@ -6443,6 +6568,13 @@
                 <w:szCs w:val="22"/>
               </w:rPr>
             </w:pPr>
+            <w:r>
+              <w:rPr>
+                <w:rFonts w:ascii="Times New Roman" w:hAnsi="Times New Roman"/>
+                <w:szCs w:val="22"/>
+              </w:rPr>
+              <w:t>Severe Deficient</w:t>
+            </w:r>
           </w:p>
         </w:tc>
         <w:tc>
@@ -6464,6 +6596,71 @@
               </w:rPr>
               <w:t>1.</w:t>
             </w:r>
+            <w:r>
+              <w:rPr>
+                <w:rFonts w:ascii="Times New Roman" w:hAnsi="Times New Roman"/>
+                <w:szCs w:val="22"/>
+              </w:rPr>
+              <w:t xml:space="preserve"> </w:t>
+            </w:r>
+            <w:r>
+              <w:rPr>
+                <w:rFonts w:ascii="Times New Roman" w:hAnsi="Times New Roman"/>
+                <w:szCs w:val="22"/>
+              </w:rPr>
+              <w:t>Deficiency causes the breakdown of collagen which supports the teeth</w:t>
+            </w:r>
+            <w:r>
+              <w:rPr>
+                <w:rFonts w:ascii="Times New Roman" w:hAnsi="Times New Roman"/>
+                <w:szCs w:val="22"/>
+              </w:rPr>
+              <w:t>.</w:t>
+            </w:r>
+            <w:r>
+              <w:rPr>
+                <w:rFonts w:ascii="Times New Roman" w:hAnsi="Times New Roman"/>
+                <w:szCs w:val="22"/>
+              </w:rPr>
+              <w:t xml:space="preserve"> </w:t>
+            </w:r>
+            <w:r>
+              <w:rPr>
+                <w:rFonts w:ascii="Times New Roman" w:hAnsi="Times New Roman"/>
+                <w:szCs w:val="22"/>
+              </w:rPr>
+              <w:t xml:space="preserve">(Sizer, Whitney, </w:t>
+            </w:r>
+            <w:proofErr w:type="spellStart"/>
+            <w:r>
+              <w:rPr>
+                <w:rFonts w:ascii="Times New Roman" w:hAnsi="Times New Roman"/>
+                <w:szCs w:val="22"/>
+              </w:rPr>
+              <w:t>D’Andreamatteo</w:t>
+            </w:r>
+            <w:proofErr w:type="spellEnd"/>
+            <w:r>
+              <w:rPr>
+                <w:rFonts w:ascii="Times New Roman" w:hAnsi="Times New Roman"/>
+                <w:szCs w:val="22"/>
+              </w:rPr>
+              <w:t xml:space="preserve"> &amp; Novak, p. </w:t>
+            </w:r>
+            <w:r>
+              <w:rPr>
+                <w:rFonts w:ascii="Times New Roman" w:hAnsi="Times New Roman"/>
+                <w:szCs w:val="22"/>
+              </w:rPr>
+              <w:t>258</w:t>
+            </w:r>
+            <w:r>
+              <w:rPr>
+                <w:rFonts w:ascii="Times New Roman" w:hAnsi="Times New Roman"/>
+                <w:szCs w:val="22"/>
+              </w:rPr>
+              <w:t>, 2025)</w:t>
+            </w:r>
           </w:p>
           <w:p>
             <w:pPr>
@@ -6479,6 +6676,50 @@
                 <w:szCs w:val="22"/>
               </w:rPr>
               <w:t>2.</w:t>
+            </w:r>
+            <w:r>
+              <w:rPr>
+                <w:rFonts w:ascii="Times New Roman" w:hAnsi="Times New Roman"/>
+                <w:szCs w:val="22"/>
+              </w:rPr>
+              <w:t xml:space="preserve"> Small pinpoint hemorrhages appear in the skin indicating that invisible bleeding may also be occurring. </w:t>
+            </w:r>
+            <w:r>
+              <w:rPr>
+                <w:rFonts w:ascii="Times New Roman" w:hAnsi="Times New Roman"/>
+                <w:szCs w:val="22"/>
+              </w:rPr>
+              <w:t xml:space="preserve">(Sizer, Whitney, </w:t>
+            </w:r>
+            <w:proofErr w:type="spellStart"/>
+            <w:r>
+              <w:rPr>
+                <w:rFonts w:ascii="Times New Roman" w:hAnsi="Times New Roman"/>
+                <w:szCs w:val="22"/>
+              </w:rPr>
+              <w:t>D’Andreamatteo</w:t>
+            </w:r>
+            <w:proofErr w:type="spellEnd"/>
+            <w:r>
+              <w:rPr>
+                <w:rFonts w:ascii="Times New Roman" w:hAnsi="Times New Roman"/>
+                <w:szCs w:val="22"/>
+              </w:rPr>
+              <w:t xml:space="preserve"> &amp; Novak, p. </w:t>
+            </w:r>
+            <w:r>
+              <w:rPr>
+                <w:rFonts w:ascii="Times New Roman" w:hAnsi="Times New Roman"/>
+                <w:szCs w:val="22"/>
+              </w:rPr>
+              <w:t>258</w:t>
+            </w:r>
+            <w:r>
+              <w:rPr>
+                <w:rFonts w:ascii="Times New Roman" w:hAnsi="Times New Roman"/>
+                <w:szCs w:val="22"/>
+              </w:rPr>
+              <w:t>, 2025)</w:t>
             </w:r>
           </w:p>
         </w:tc>
@@ -6503,6 +6744,13 @@
               </w:rPr>
               <w:t>2.</w:t>
             </w:r>
+            <w:r>
+              <w:rPr>
+                <w:rFonts w:ascii="Times New Roman" w:hAnsi="Times New Roman"/>
+                <w:szCs w:val="22"/>
+              </w:rPr>
+              <w:t xml:space="preserve"> Sodium</w:t>
+            </w:r>
           </w:p>
         </w:tc>
         <w:tc>
@@ -6517,6 +6765,13 @@
                 <w:szCs w:val="22"/>
               </w:rPr>
             </w:pPr>
+            <w:r>
+              <w:rPr>
+                <w:rFonts w:ascii="Times New Roman" w:hAnsi="Times New Roman"/>
+                <w:szCs w:val="22"/>
+              </w:rPr>
+              <w:t>Severe Excess</w:t>
+            </w:r>
           </w:p>
         </w:tc>
         <w:tc>
@@ -6538,6 +6793,50 @@
               </w:rPr>
               <w:t>1.</w:t>
             </w:r>
+            <w:r>
+              <w:rPr>
+                <w:rFonts w:ascii="Times New Roman" w:hAnsi="Times New Roman"/>
+                <w:szCs w:val="22"/>
+              </w:rPr>
+              <w:t xml:space="preserve"> Excessive salt may directly stress a weakened heart or aggravate kidney problems. </w:t>
+            </w:r>
+            <w:r>
+              <w:rPr>
+                <w:rFonts w:ascii="Times New Roman" w:hAnsi="Times New Roman"/>
+                <w:szCs w:val="22"/>
+              </w:rPr>
+              <w:t xml:space="preserve">(Sizer, Whitney, </w:t>
+            </w:r>
+            <w:proofErr w:type="spellStart"/>
+            <w:r>
+              <w:rPr>
+                <w:rFonts w:ascii="Times New Roman" w:hAnsi="Times New Roman"/>
+                <w:szCs w:val="22"/>
+              </w:rPr>
+              <w:t>D’Andreamatteo</w:t>
+            </w:r>
+            <w:proofErr w:type="spellEnd"/>
+            <w:r>
+              <w:rPr>
+                <w:rFonts w:ascii="Times New Roman" w:hAnsi="Times New Roman"/>
+                <w:szCs w:val="22"/>
+              </w:rPr>
+              <w:t xml:space="preserve"> &amp; Novak, p. </w:t>
+            </w:r>
+            <w:r>
+              <w:rPr>
+                <w:rFonts w:ascii="Times New Roman" w:hAnsi="Times New Roman"/>
+                <w:szCs w:val="22"/>
+              </w:rPr>
+              <w:t>325</w:t>
+            </w:r>
+            <w:r>
+              <w:rPr>
+                <w:rFonts w:ascii="Times New Roman" w:hAnsi="Times New Roman"/>
+                <w:szCs w:val="22"/>
+              </w:rPr>
+              <w:t>, 2025)</w:t>
+            </w:r>
           </w:p>
           <w:p>
             <w:pPr>
@@ -6553,6 +6852,64 @@
                 <w:szCs w:val="22"/>
               </w:rPr>
               <w:t>2.</w:t>
+            </w:r>
+            <w:r>
+              <w:rPr>
+                <w:rFonts w:ascii="Times New Roman" w:hAnsi="Times New Roman"/>
+                <w:szCs w:val="22"/>
+              </w:rPr>
+              <w:t xml:space="preserve"> High intakes of salt experience high rates of hypertension; CVD; and </w:t>
+            </w:r>
+            <w:r>
+              <w:rPr>
+                <w:rFonts w:ascii="Times New Roman" w:hAnsi="Times New Roman"/>
+                <w:szCs w:val="22"/>
+              </w:rPr>
+              <w:t>cerebral</w:t>
+            </w:r>
+            <w:r>
+              <w:rPr>
+                <w:rFonts w:ascii="Times New Roman" w:hAnsi="Times New Roman"/>
+                <w:szCs w:val="22"/>
+              </w:rPr>
+              <w:t xml:space="preserve"> hemorrhage. </w:t>
+            </w:r>
+            <w:r>
+              <w:rPr>
+                <w:rFonts w:ascii="Times New Roman" w:hAnsi="Times New Roman"/>
+                <w:szCs w:val="22"/>
+              </w:rPr>
+              <w:t xml:space="preserve">(Sizer, Whitney, </w:t>
+            </w:r>
+            <w:proofErr w:type="spellStart"/>
+            <w:r>
+              <w:rPr>
+                <w:rFonts w:ascii="Times New Roman" w:hAnsi="Times New Roman"/>
+                <w:szCs w:val="22"/>
+              </w:rPr>
+              <w:t>D’Andreamatteo</w:t>
+            </w:r>
+            <w:proofErr w:type="spellEnd"/>
+            <w:r>
+              <w:rPr>
+                <w:rFonts w:ascii="Times New Roman" w:hAnsi="Times New Roman"/>
+                <w:szCs w:val="22"/>
+              </w:rPr>
+              <w:t xml:space="preserve"> &amp; Novak, p. </w:t>
+            </w:r>
+            <w:r>
+              <w:rPr>
+                <w:rFonts w:ascii="Times New Roman" w:hAnsi="Times New Roman"/>
+                <w:szCs w:val="22"/>
+              </w:rPr>
+              <w:t>324</w:t>
+            </w:r>
+            <w:r>
+              <w:rPr>
+                <w:rFonts w:ascii="Times New Roman" w:hAnsi="Times New Roman"/>
+                <w:szCs w:val="22"/>
+              </w:rPr>
+              <w:t>, 2025)</w:t>
             </w:r>
           </w:p>
         </w:tc>
@@ -6627,6 +6984,7 @@
           <w:sz w:val="24"/>
           <w:szCs w:val="24"/>
         </w:rPr>
+        <w:lastRenderedPageBreak/>
         <w:t xml:space="preserve">5. </w:t>
       </w:r>
       <w:r>
@@ -6944,7 +7302,25 @@
           <w:szCs w:val="22"/>
           <w:u w:val="single"/>
         </w:rPr>
-        <w:t>deficiency diseases (e.g. beri-beri, pellagra, etc)</w:t>
+        <w:t xml:space="preserve">deficiency diseases (e.g. </w:t>
+      </w:r>
+      <w:proofErr w:type="spellStart"/>
+      <w:r>
+        <w:rPr>
+          <w:sz w:val="22"/>
+          <w:szCs w:val="22"/>
+          <w:u w:val="single"/>
+        </w:rPr>
+        <w:t>beri-beri</w:t>
+      </w:r>
+      <w:proofErr w:type="spellEnd"/>
+      <w:r>
+        <w:rPr>
+          <w:sz w:val="22"/>
+          <w:szCs w:val="22"/>
+          <w:u w:val="single"/>
+        </w:rPr>
+        <w:t>, pellagra, etc)</w:t>
       </w:r>
       <w:r>
         <w:rPr>
@@ -7083,7 +7459,6 @@
           </w:tcPr>
           <w:p>
             <w:pPr>
-              <w:ind w:left="134"/>
               <w:rPr>
                 <w:sz w:val="22"/>
                 <w:lang w:val="en-CA"/>
@@ -7094,7 +7469,21 @@
                 <w:sz w:val="22"/>
                 <w:lang w:val="en-CA"/>
               </w:rPr>
-              <w:t> </w:t>
+              <w:t xml:space="preserve">Regular/slight exceeding intake of </w:t>
+            </w:r>
+            <w:r>
+              <w:rPr>
+                <w:sz w:val="22"/>
+                <w:lang w:val="en-CA"/>
+              </w:rPr>
+              <w:t xml:space="preserve">vegetables rich in </w:t>
+            </w:r>
+            <w:r>
+              <w:rPr>
+                <w:sz w:val="22"/>
+                <w:lang w:val="en-CA"/>
+              </w:rPr>
+              <w:t>Vitamin A</w:t>
             </w:r>
           </w:p>
         </w:tc>
@@ -7111,7 +7500,106 @@
           </w:tcPr>
           <w:p>
             <w:pPr>
-              <w:ind w:left="178"/>
+              <w:rPr>
+                <w:sz w:val="22"/>
+              </w:rPr>
+            </w:pPr>
+            <w:r>
+              <w:rPr>
+                <w:sz w:val="22"/>
+              </w:rPr>
+              <w:t xml:space="preserve">My diet includes regular intake of vegetables high in vitamin A </w:t>
+            </w:r>
+            <w:r>
+              <w:rPr>
+                <w:sz w:val="22"/>
+              </w:rPr>
+              <w:t>which helps</w:t>
+            </w:r>
+            <w:r>
+              <w:rPr>
+                <w:sz w:val="22"/>
+              </w:rPr>
+              <w:t xml:space="preserve"> support </w:t>
+            </w:r>
+            <w:r>
+              <w:rPr>
+                <w:sz w:val="22"/>
+              </w:rPr>
+              <w:t xml:space="preserve">the </w:t>
+            </w:r>
+            <w:r>
+              <w:rPr>
+                <w:sz w:val="22"/>
+              </w:rPr>
+              <w:t xml:space="preserve">immune function and protect cells from oxidative damage. </w:t>
+            </w:r>
+          </w:p>
+          <w:p>
+            <w:pPr>
+              <w:rPr>
+                <w:sz w:val="22"/>
+              </w:rPr>
+            </w:pPr>
+          </w:p>
+          <w:p>
+            <w:pPr>
+              <w:rPr>
+                <w:sz w:val="22"/>
+              </w:rPr>
+            </w:pPr>
+            <w:r>
+              <w:rPr>
+                <w:sz w:val="22"/>
+              </w:rPr>
+              <w:t xml:space="preserve">Diets rich in </w:t>
+            </w:r>
+            <w:r>
+              <w:rPr>
+                <w:sz w:val="22"/>
+              </w:rPr>
+              <w:t>Vitamin A</w:t>
+            </w:r>
+            <w:r>
+              <w:rPr>
+                <w:sz w:val="22"/>
+              </w:rPr>
+              <w:t xml:space="preserve"> are </w:t>
+            </w:r>
+            <w:r>
+              <w:rPr>
+                <w:sz w:val="22"/>
+              </w:rPr>
+              <w:t xml:space="preserve">also </w:t>
+            </w:r>
+            <w:r>
+              <w:rPr>
+                <w:sz w:val="22"/>
+              </w:rPr>
+              <w:t xml:space="preserve">associated with a reduced risk of certain cancers, and </w:t>
+            </w:r>
+            <w:r>
+              <w:rPr>
+                <w:sz w:val="22"/>
+              </w:rPr>
+              <w:t xml:space="preserve">further </w:t>
+            </w:r>
+            <w:r>
+              <w:rPr>
+                <w:sz w:val="22"/>
+              </w:rPr>
+              <w:t>support overall cardiovascular health by reducing inflammation.</w:t>
+            </w:r>
+          </w:p>
+          <w:p>
+            <w:pPr>
+              <w:rPr>
+                <w:sz w:val="22"/>
+              </w:rPr>
+            </w:pPr>
+          </w:p>
+          <w:p>
+            <w:pPr>
               <w:rPr>
                 <w:sz w:val="22"/>
                 <w:lang w:val="en-CA"/>
@@ -7120,73 +7608,63 @@
             <w:r>
               <w:rPr>
                 <w:sz w:val="22"/>
-                <w:lang w:val="en-CA"/>
-              </w:rPr>
-              <w:t> </w:t>
-            </w:r>
-          </w:p>
-          <w:p>
-            <w:pPr>
-              <w:ind w:left="178"/>
-              <w:rPr>
-                <w:sz w:val="22"/>
-                <w:lang w:val="en-CA"/>
-              </w:rPr>
-            </w:pPr>
-            <w:r>
-              <w:rPr>
-                <w:sz w:val="22"/>
-                <w:lang w:val="en-CA"/>
-              </w:rPr>
-              <w:t> </w:t>
-            </w:r>
-          </w:p>
-          <w:p>
-            <w:pPr>
-              <w:ind w:left="178"/>
-              <w:rPr>
-                <w:sz w:val="22"/>
-                <w:lang w:val="en-CA"/>
-              </w:rPr>
-            </w:pPr>
-            <w:r>
-              <w:rPr>
-                <w:sz w:val="22"/>
-                <w:lang w:val="en-CA"/>
-              </w:rPr>
-              <w:t> </w:t>
-            </w:r>
-          </w:p>
-          <w:p>
-            <w:pPr>
-              <w:ind w:left="178"/>
-              <w:rPr>
-                <w:sz w:val="22"/>
-                <w:lang w:val="en-CA"/>
-              </w:rPr>
-            </w:pPr>
-            <w:r>
-              <w:rPr>
-                <w:sz w:val="22"/>
-                <w:lang w:val="en-CA"/>
-              </w:rPr>
-              <w:t> </w:t>
-            </w:r>
-          </w:p>
-          <w:p>
-            <w:pPr>
-              <w:ind w:left="178"/>
-              <w:rPr>
-                <w:sz w:val="22"/>
-                <w:lang w:val="en-CA"/>
-              </w:rPr>
-            </w:pPr>
-            <w:r>
-              <w:rPr>
-                <w:sz w:val="22"/>
-                <w:lang w:val="en-CA"/>
-              </w:rPr>
-              <w:t> </w:t>
+              </w:rPr>
+              <w:t xml:space="preserve">It also </w:t>
+            </w:r>
+            <w:r>
+              <w:rPr>
+                <w:sz w:val="22"/>
+              </w:rPr>
+              <w:t>aids</w:t>
+            </w:r>
+            <w:r>
+              <w:rPr>
+                <w:sz w:val="22"/>
+              </w:rPr>
+              <w:t xml:space="preserve"> in preventing impaired bone growth and easily decayed teeth, and as well as better vision.</w:t>
+            </w:r>
+            <w:r>
+              <w:rPr>
+                <w:sz w:val="22"/>
+              </w:rPr>
+              <w:t xml:space="preserve"> </w:t>
+            </w:r>
+            <w:r>
+              <w:rPr>
+                <w:sz w:val="22"/>
+                <w:szCs w:val="22"/>
+              </w:rPr>
+              <w:t xml:space="preserve">(Sizer, Whitney, </w:t>
+            </w:r>
+            <w:proofErr w:type="spellStart"/>
+            <w:r>
+              <w:rPr>
+                <w:sz w:val="22"/>
+                <w:szCs w:val="22"/>
+              </w:rPr>
+              <w:t>D’Andreamatteo</w:t>
+            </w:r>
+            <w:proofErr w:type="spellEnd"/>
+            <w:r>
+              <w:rPr>
+                <w:sz w:val="22"/>
+                <w:szCs w:val="22"/>
+              </w:rPr>
+              <w:t xml:space="preserve"> &amp; Novak, p. </w:t>
+            </w:r>
+            <w:r>
+              <w:rPr>
+                <w:sz w:val="22"/>
+                <w:szCs w:val="22"/>
+              </w:rPr>
+              <w:t>243</w:t>
+            </w:r>
+            <w:r>
+              <w:rPr>
+                <w:sz w:val="22"/>
+                <w:szCs w:val="22"/>
+              </w:rPr>
+              <w:t>, 2025)</w:t>
             </w:r>
           </w:p>
           <w:p>
@@ -7224,7 +7702,6 @@
           </w:tcPr>
           <w:p>
             <w:pPr>
-              <w:ind w:left="134"/>
               <w:rPr>
                 <w:sz w:val="22"/>
                 <w:lang w:val="en-CA"/>
@@ -7233,9 +7710,8 @@
             <w:r>
               <w:rPr>
                 <w:sz w:val="22"/>
-                <w:lang w:val="en-CA"/>
-              </w:rPr>
-              <w:t> </w:t>
+              </w:rPr>
+              <w:t>Adequate calcium intake supporting bone health</w:t>
             </w:r>
           </w:p>
         </w:tc>
@@ -7252,7 +7728,179 @@
           </w:tcPr>
           <w:p>
             <w:pPr>
-              <w:ind w:left="178"/>
+              <w:rPr>
+                <w:sz w:val="22"/>
+              </w:rPr>
+            </w:pPr>
+            <w:r>
+              <w:rPr>
+                <w:sz w:val="22"/>
+              </w:rPr>
+              <w:t xml:space="preserve">My calcium intake meets recommended levels which </w:t>
+            </w:r>
+            <w:r>
+              <w:rPr>
+                <w:sz w:val="22"/>
+              </w:rPr>
+              <w:t>support</w:t>
+            </w:r>
+            <w:r>
+              <w:rPr>
+                <w:sz w:val="22"/>
+              </w:rPr>
+              <w:t xml:space="preserve"> bone mineral density and helps </w:t>
+            </w:r>
+            <w:r>
+              <w:rPr>
+                <w:sz w:val="22"/>
+              </w:rPr>
+              <w:t xml:space="preserve">in </w:t>
+            </w:r>
+            <w:r>
+              <w:rPr>
+                <w:sz w:val="22"/>
+              </w:rPr>
+              <w:t>prevent</w:t>
+            </w:r>
+            <w:r>
+              <w:rPr>
+                <w:sz w:val="22"/>
+              </w:rPr>
+              <w:t>ing</w:t>
+            </w:r>
+            <w:r>
+              <w:rPr>
+                <w:sz w:val="22"/>
+              </w:rPr>
+              <w:t xml:space="preserve"> bone loss over time. </w:t>
+            </w:r>
+          </w:p>
+          <w:p>
+            <w:pPr>
+              <w:rPr>
+                <w:sz w:val="22"/>
+              </w:rPr>
+            </w:pPr>
+          </w:p>
+          <w:p>
+            <w:pPr>
+              <w:rPr>
+                <w:sz w:val="22"/>
+              </w:rPr>
+            </w:pPr>
+            <w:r>
+              <w:rPr>
+                <w:sz w:val="22"/>
+              </w:rPr>
+              <w:t>My c</w:t>
+            </w:r>
+            <w:r>
+              <w:rPr>
+                <w:sz w:val="22"/>
+              </w:rPr>
+              <w:t xml:space="preserve">alcium intake </w:t>
+            </w:r>
+            <w:r>
+              <w:rPr>
+                <w:sz w:val="22"/>
+              </w:rPr>
+              <w:t xml:space="preserve">also </w:t>
+            </w:r>
+            <w:r>
+              <w:rPr>
+                <w:sz w:val="22"/>
+              </w:rPr>
+              <w:t xml:space="preserve">reduces the risk of </w:t>
+            </w:r>
+            <w:r>
+              <w:rPr>
+                <w:sz w:val="22"/>
+              </w:rPr>
+              <w:t>osteoporosis,</w:t>
+            </w:r>
+            <w:r>
+              <w:rPr>
+                <w:sz w:val="22"/>
+              </w:rPr>
+              <w:t xml:space="preserve"> which is </w:t>
+            </w:r>
+            <w:r>
+              <w:rPr>
+                <w:sz w:val="22"/>
+              </w:rPr>
+              <w:t xml:space="preserve">a reduction of the bone mass of older </w:t>
+            </w:r>
+            <w:r>
+              <w:rPr>
+                <w:sz w:val="22"/>
+              </w:rPr>
+              <w:t>people</w:t>
+            </w:r>
+            <w:r>
+              <w:rPr>
+                <w:sz w:val="22"/>
+              </w:rPr>
+              <w:t xml:space="preserve"> in which the bones become porous and fragile</w:t>
+            </w:r>
+            <w:r>
+              <w:rPr>
+                <w:sz w:val="22"/>
+              </w:rPr>
+              <w:t xml:space="preserve"> =&gt; </w:t>
+            </w:r>
+            <w:r>
+              <w:rPr>
+                <w:sz w:val="22"/>
+              </w:rPr>
+              <w:t xml:space="preserve">that increases the likelihood of fractures and long-term disability. </w:t>
+            </w:r>
+            <w:r>
+              <w:rPr>
+                <w:sz w:val="22"/>
+                <w:szCs w:val="22"/>
+              </w:rPr>
+              <w:t xml:space="preserve">(Sizer, Whitney, </w:t>
+            </w:r>
+            <w:proofErr w:type="spellStart"/>
+            <w:r>
+              <w:rPr>
+                <w:sz w:val="22"/>
+                <w:szCs w:val="22"/>
+              </w:rPr>
+              <w:t>D’Andreamatteo</w:t>
+            </w:r>
+            <w:proofErr w:type="spellEnd"/>
+            <w:r>
+              <w:rPr>
+                <w:sz w:val="22"/>
+                <w:szCs w:val="22"/>
+              </w:rPr>
+              <w:t xml:space="preserve"> &amp; Novak, p. </w:t>
+            </w:r>
+            <w:r>
+              <w:rPr>
+                <w:sz w:val="22"/>
+                <w:szCs w:val="22"/>
+              </w:rPr>
+              <w:t>317</w:t>
+            </w:r>
+            <w:r>
+              <w:rPr>
+                <w:sz w:val="22"/>
+                <w:szCs w:val="22"/>
+              </w:rPr>
+              <w:t>, 2025)</w:t>
+            </w:r>
+          </w:p>
+          <w:p>
+            <w:pPr>
+              <w:rPr>
+                <w:sz w:val="22"/>
+              </w:rPr>
+            </w:pPr>
+          </w:p>
+          <w:p>
+            <w:pPr>
               <w:rPr>
                 <w:sz w:val="22"/>
                 <w:lang w:val="en-CA"/>
@@ -7261,89 +7909,46 @@
             <w:r>
               <w:rPr>
                 <w:sz w:val="22"/>
-                <w:lang w:val="en-CA"/>
-              </w:rPr>
-              <w:t> </w:t>
-            </w:r>
-          </w:p>
-          <w:p>
-            <w:pPr>
-              <w:ind w:left="178"/>
-              <w:rPr>
-                <w:sz w:val="22"/>
-                <w:lang w:val="en-CA"/>
-              </w:rPr>
-            </w:pPr>
-            <w:r>
-              <w:rPr>
-                <w:sz w:val="22"/>
-                <w:lang w:val="en-CA"/>
-              </w:rPr>
-              <w:t> </w:t>
-            </w:r>
-          </w:p>
-          <w:p>
-            <w:pPr>
-              <w:ind w:left="178"/>
-              <w:rPr>
-                <w:sz w:val="22"/>
-                <w:lang w:val="en-CA"/>
-              </w:rPr>
-            </w:pPr>
-            <w:r>
-              <w:rPr>
-                <w:sz w:val="22"/>
-                <w:lang w:val="en-CA"/>
-              </w:rPr>
-              <w:t> </w:t>
-            </w:r>
-          </w:p>
-          <w:p>
-            <w:pPr>
-              <w:ind w:left="178"/>
-              <w:rPr>
-                <w:sz w:val="22"/>
-                <w:lang w:val="en-CA"/>
-              </w:rPr>
-            </w:pPr>
-            <w:r>
-              <w:rPr>
-                <w:sz w:val="22"/>
-                <w:lang w:val="en-CA"/>
-              </w:rPr>
-              <w:t> </w:t>
-            </w:r>
-          </w:p>
-          <w:p>
-            <w:pPr>
-              <w:ind w:left="178"/>
-              <w:rPr>
-                <w:sz w:val="22"/>
-                <w:lang w:val="en-CA"/>
-              </w:rPr>
-            </w:pPr>
-            <w:r>
-              <w:rPr>
-                <w:sz w:val="22"/>
-                <w:lang w:val="en-CA"/>
-              </w:rPr>
-              <w:t> </w:t>
-            </w:r>
-          </w:p>
-          <w:p>
-            <w:pPr>
-              <w:ind w:left="178"/>
-              <w:rPr>
-                <w:sz w:val="22"/>
-                <w:lang w:val="en-CA"/>
-              </w:rPr>
-            </w:pPr>
-            <w:r>
-              <w:rPr>
-                <w:sz w:val="22"/>
-                <w:lang w:val="en-CA"/>
-              </w:rPr>
-              <w:t> </w:t>
+              </w:rPr>
+              <w:t xml:space="preserve">Calcium also </w:t>
+            </w:r>
+            <w:r>
+              <w:rPr>
+                <w:sz w:val="22"/>
+              </w:rPr>
+              <w:t>help regulate blood pressure which helps in</w:t>
+            </w:r>
+            <w:r>
+              <w:rPr>
+                <w:sz w:val="22"/>
+              </w:rPr>
+              <w:t xml:space="preserve"> lower</w:t>
+            </w:r>
+            <w:r>
+              <w:rPr>
+                <w:sz w:val="22"/>
+              </w:rPr>
+              <w:t>ing the</w:t>
+            </w:r>
+            <w:r>
+              <w:rPr>
+                <w:sz w:val="22"/>
+              </w:rPr>
+              <w:t xml:space="preserve"> risk of hypertension and cardiovascular</w:t>
+            </w:r>
+            <w:r>
+              <w:rPr>
+                <w:b/>
+                <w:bCs/>
+                <w:sz w:val="22"/>
+              </w:rPr>
+              <w:t xml:space="preserve"> </w:t>
+            </w:r>
+            <w:r>
+              <w:rPr>
+                <w:sz w:val="22"/>
+              </w:rPr>
+              <w:t>disease.</w:t>
             </w:r>
           </w:p>
         </w:tc>
@@ -7531,7 +8136,25 @@
           <w:szCs w:val="22"/>
           <w:u w:val="single"/>
         </w:rPr>
-        <w:t>Do not list vitamin or mineral deficiency diseases (e.g. beri-beri, pellagra, etc)</w:t>
+        <w:t xml:space="preserve">Do not list vitamin or mineral deficiency diseases (e.g. </w:t>
+      </w:r>
+      <w:proofErr w:type="spellStart"/>
+      <w:r>
+        <w:rPr>
+          <w:sz w:val="22"/>
+          <w:szCs w:val="22"/>
+          <w:u w:val="single"/>
+        </w:rPr>
+        <w:t>beri-beri</w:t>
+      </w:r>
+      <w:proofErr w:type="spellEnd"/>
+      <w:r>
+        <w:rPr>
+          <w:sz w:val="22"/>
+          <w:szCs w:val="22"/>
+          <w:u w:val="single"/>
+        </w:rPr>
+        <w:t>, pellagra, etc)</w:t>
       </w:r>
       <w:r>
         <w:rPr>
@@ -7671,7 +8294,6 @@
           </w:tcPr>
           <w:p>
             <w:pPr>
-              <w:ind w:left="134"/>
               <w:rPr>
                 <w:sz w:val="22"/>
                 <w:lang w:val="en-CA"/>
@@ -7684,38 +8306,11 @@
               </w:rPr>
               <w:t> </w:t>
             </w:r>
-          </w:p>
-          <w:p>
-            <w:pPr>
-              <w:ind w:left="134"/>
-              <w:rPr>
-                <w:sz w:val="22"/>
-                <w:lang w:val="en-CA"/>
-              </w:rPr>
-            </w:pPr>
-            <w:r>
-              <w:rPr>
-                <w:sz w:val="22"/>
-                <w:lang w:val="en-CA"/>
-              </w:rPr>
-              <w:lastRenderedPageBreak/>
-              <w:t> </w:t>
-            </w:r>
-          </w:p>
-          <w:p>
-            <w:pPr>
-              <w:ind w:left="134"/>
-              <w:rPr>
-                <w:sz w:val="22"/>
-                <w:lang w:val="en-CA"/>
-              </w:rPr>
-            </w:pPr>
-            <w:r>
-              <w:rPr>
-                <w:sz w:val="22"/>
-                <w:lang w:val="en-CA"/>
-              </w:rPr>
-              <w:t> </w:t>
+            <w:r>
+              <w:rPr>
+                <w:sz w:val="22"/>
+              </w:rPr>
+              <w:t>Reduce sodium intake</w:t>
             </w:r>
           </w:p>
           <w:p>
@@ -7783,32 +8378,187 @@
               <w:ind w:left="44"/>
               <w:rPr>
                 <w:sz w:val="22"/>
+              </w:rPr>
+            </w:pPr>
+            <w:r>
+              <w:rPr>
+                <w:sz w:val="22"/>
+              </w:rPr>
+              <w:t>My sodium intake is quiet high due to poor choices in lunch meat and bad bread options, but by choosing alternatives containing less salt (</w:t>
+            </w:r>
+            <w:r>
+              <w:rPr>
+                <w:i/>
+                <w:iCs/>
+                <w:sz w:val="22"/>
+              </w:rPr>
+              <w:t>especially for lunch</w:t>
+            </w:r>
+            <w:r>
+              <w:rPr>
+                <w:sz w:val="22"/>
+              </w:rPr>
+              <w:t>) I can reduce the overall intake.</w:t>
+            </w:r>
+          </w:p>
+          <w:p>
+            <w:pPr>
+              <w:ind w:left="44"/>
+              <w:rPr>
+                <w:sz w:val="22"/>
+              </w:rPr>
+            </w:pPr>
+          </w:p>
+          <w:p>
+            <w:pPr>
+              <w:ind w:left="44"/>
+              <w:rPr>
+                <w:sz w:val="22"/>
                 <w:lang w:val="en-CA"/>
               </w:rPr>
             </w:pPr>
             <w:r>
               <w:rPr>
                 <w:sz w:val="22"/>
+              </w:rPr>
+              <w:t>Excess sodium increases blood pressure</w:t>
+            </w:r>
+            <w:r>
+              <w:rPr>
+                <w:sz w:val="22"/>
+              </w:rPr>
+              <w:t xml:space="preserve"> </w:t>
+            </w:r>
+            <w:r>
+              <w:rPr>
+                <w:sz w:val="22"/>
+              </w:rPr>
+              <w:t xml:space="preserve">which is a major risk factor for hypertension, </w:t>
+            </w:r>
+            <w:r>
+              <w:rPr>
+                <w:sz w:val="22"/>
+              </w:rPr>
+              <w:t xml:space="preserve">a </w:t>
+            </w:r>
+            <w:r>
+              <w:rPr>
+                <w:sz w:val="22"/>
+              </w:rPr>
+              <w:t xml:space="preserve">heart </w:t>
+            </w:r>
+            <w:r>
+              <w:rPr>
+                <w:sz w:val="22"/>
+              </w:rPr>
+              <w:t>attack</w:t>
+            </w:r>
+            <w:r>
+              <w:rPr>
+                <w:sz w:val="22"/>
+              </w:rPr>
+              <w:t xml:space="preserve"> and stroke. </w:t>
+            </w:r>
+            <w:r>
+              <w:rPr>
+                <w:sz w:val="22"/>
+                <w:szCs w:val="22"/>
+              </w:rPr>
+              <w:t xml:space="preserve">(Sizer, Whitney, </w:t>
+            </w:r>
+            <w:proofErr w:type="spellStart"/>
+            <w:r>
+              <w:rPr>
+                <w:sz w:val="22"/>
+                <w:szCs w:val="22"/>
+              </w:rPr>
+              <w:lastRenderedPageBreak/>
+              <w:t>D’Andreamatteo</w:t>
+            </w:r>
+            <w:proofErr w:type="spellEnd"/>
+            <w:r>
+              <w:rPr>
+                <w:sz w:val="22"/>
+                <w:szCs w:val="22"/>
+              </w:rPr>
+              <w:t xml:space="preserve"> &amp; Novak, p.</w:t>
+            </w:r>
+            <w:r>
+              <w:rPr>
+                <w:sz w:val="22"/>
+                <w:szCs w:val="22"/>
+              </w:rPr>
+              <w:t xml:space="preserve"> 481</w:t>
+            </w:r>
+            <w:r>
+              <w:rPr>
+                <w:sz w:val="22"/>
+                <w:szCs w:val="22"/>
+              </w:rPr>
+              <w:t>, 2025)</w:t>
+            </w:r>
+            <w:r>
+              <w:rPr>
+                <w:sz w:val="22"/>
+              </w:rPr>
+              <w:t xml:space="preserve"> </w:t>
+            </w:r>
+            <w:r>
+              <w:rPr>
+                <w:sz w:val="22"/>
+              </w:rPr>
+              <w:t xml:space="preserve">Reducing processed </w:t>
+            </w:r>
+            <w:r>
+              <w:rPr>
+                <w:sz w:val="22"/>
+              </w:rPr>
+              <w:t xml:space="preserve">foods </w:t>
+            </w:r>
+            <w:r>
+              <w:rPr>
+                <w:sz w:val="22"/>
+              </w:rPr>
+              <w:t xml:space="preserve">and </w:t>
+            </w:r>
+            <w:r>
+              <w:rPr>
+                <w:sz w:val="22"/>
+              </w:rPr>
+              <w:t xml:space="preserve">eating out less at </w:t>
+            </w:r>
+            <w:r>
+              <w:rPr>
+                <w:sz w:val="22"/>
+              </w:rPr>
+              <w:t>restaurant</w:t>
+            </w:r>
+            <w:r>
+              <w:rPr>
+                <w:sz w:val="22"/>
+              </w:rPr>
+              <w:t>s</w:t>
+            </w:r>
+            <w:r>
+              <w:rPr>
+                <w:sz w:val="22"/>
+              </w:rPr>
+              <w:t xml:space="preserve"> would significantly lower this risk.</w:t>
+            </w:r>
+          </w:p>
+          <w:p>
+            <w:pPr>
+              <w:ind w:left="44"/>
+              <w:rPr>
+                <w:sz w:val="22"/>
                 <w:lang w:val="en-CA"/>
               </w:rPr>
-              <w:lastRenderedPageBreak/>
-              <w:t> </w:t>
-            </w:r>
-          </w:p>
-          <w:p>
-            <w:pPr>
-              <w:ind w:left="44"/>
+            </w:pPr>
+            <w:r>
               <w:rPr>
                 <w:sz w:val="22"/>
                 <w:lang w:val="en-CA"/>
               </w:rPr>
-            </w:pPr>
-            <w:r>
-              <w:rPr>
-                <w:sz w:val="22"/>
-                <w:lang w:val="en-CA"/>
-              </w:rPr>
-              <w:lastRenderedPageBreak/>
               <w:t> </w:t>
             </w:r>
           </w:p>
@@ -7895,7 +8645,6 @@
           </w:tcPr>
           <w:p>
             <w:pPr>
-              <w:ind w:left="134"/>
               <w:rPr>
                 <w:sz w:val="22"/>
                 <w:lang w:val="en-CA"/>
@@ -7904,10 +8653,9 @@
             <w:r>
               <w:rPr>
                 <w:sz w:val="22"/>
-                <w:lang w:val="en-CA"/>
               </w:rPr>
               <w:lastRenderedPageBreak/>
-              <w:t> </w:t>
+              <w:t>Increase vitamin C–rich fruits and vegetables</w:t>
             </w:r>
           </w:p>
           <w:p>
@@ -8007,64 +8755,227 @@
               <w:ind w:left="44"/>
               <w:rPr>
                 <w:sz w:val="22"/>
+              </w:rPr>
+            </w:pPr>
+            <w:r>
+              <w:rPr>
+                <w:sz w:val="22"/>
                 <w:lang w:val="en-CA"/>
               </w:rPr>
-            </w:pPr>
-            <w:r>
+              <w:t xml:space="preserve">My vitamin C intake is </w:t>
+            </w:r>
+            <w:r>
+              <w:rPr>
+                <w:sz w:val="22"/>
+              </w:rPr>
+              <w:t xml:space="preserve">significantly below recommendations. </w:t>
+            </w:r>
+            <w:r>
+              <w:rPr>
+                <w:sz w:val="22"/>
+              </w:rPr>
+              <w:t>But by i</w:t>
+            </w:r>
+            <w:r>
+              <w:rPr>
+                <w:sz w:val="22"/>
+              </w:rPr>
+              <w:t xml:space="preserve">ncreasing intake of fruits and vegetables such as </w:t>
+            </w:r>
+            <w:r>
+              <w:rPr>
+                <w:sz w:val="22"/>
+              </w:rPr>
+              <w:t>melons, peaches, pineapple</w:t>
+            </w:r>
+            <w:r>
+              <w:rPr>
+                <w:sz w:val="22"/>
+              </w:rPr>
+              <w:t xml:space="preserve">, </w:t>
+            </w:r>
+            <w:r>
+              <w:rPr>
+                <w:sz w:val="22"/>
+              </w:rPr>
+              <w:t xml:space="preserve">broccoli </w:t>
+            </w:r>
+            <w:r>
+              <w:rPr>
+                <w:sz w:val="22"/>
+              </w:rPr>
+              <w:t xml:space="preserve">and peppers would increase </w:t>
+            </w:r>
+            <w:r>
+              <w:rPr>
+                <w:sz w:val="22"/>
+              </w:rPr>
+              <w:t xml:space="preserve">my </w:t>
+            </w:r>
+            <w:r>
+              <w:rPr>
+                <w:sz w:val="22"/>
+              </w:rPr>
+              <w:t>antioxidant intake.</w:t>
+            </w:r>
+          </w:p>
+          <w:p>
+            <w:pPr>
+              <w:ind w:left="44"/>
+              <w:rPr>
+                <w:sz w:val="22"/>
+              </w:rPr>
+            </w:pPr>
+          </w:p>
+          <w:p>
+            <w:pPr>
+              <w:ind w:left="44"/>
               <w:rPr>
                 <w:sz w:val="22"/>
                 <w:lang w:val="en-CA"/>
               </w:rPr>
+            </w:pPr>
+            <w:r>
+              <w:rPr>
+                <w:sz w:val="22"/>
+              </w:rPr>
+              <w:t xml:space="preserve">Antioxidants </w:t>
+            </w:r>
+            <w:r>
+              <w:rPr>
+                <w:sz w:val="22"/>
+              </w:rPr>
+              <w:t xml:space="preserve">would </w:t>
+            </w:r>
+            <w:r>
+              <w:rPr>
+                <w:sz w:val="22"/>
+              </w:rPr>
+              <w:t xml:space="preserve">help protect against </w:t>
+            </w:r>
+            <w:r>
+              <w:rPr>
+                <w:sz w:val="22"/>
+              </w:rPr>
+              <w:t xml:space="preserve">immune system functions and infection, </w:t>
+            </w:r>
+            <w:r>
+              <w:rPr>
+                <w:sz w:val="22"/>
+              </w:rPr>
+              <w:t xml:space="preserve">chronic inflammation, lowering the risk of </w:t>
+            </w:r>
+            <w:r>
+              <w:rPr>
+                <w:sz w:val="22"/>
+              </w:rPr>
+              <w:t>cardiovascular</w:t>
+            </w:r>
+            <w:r>
+              <w:rPr>
+                <w:b/>
+                <w:bCs/>
+                <w:sz w:val="22"/>
+              </w:rPr>
+              <w:t xml:space="preserve"> </w:t>
+            </w:r>
+            <w:r>
+              <w:rPr>
+                <w:sz w:val="22"/>
+              </w:rPr>
+              <w:t>disease</w:t>
+            </w:r>
+            <w:r>
+              <w:rPr>
+                <w:sz w:val="22"/>
+              </w:rPr>
+              <w:t>, cancers and hypertension</w:t>
+            </w:r>
+            <w:r>
+              <w:rPr>
+                <w:sz w:val="22"/>
+              </w:rPr>
+              <w:t>.</w:t>
+            </w:r>
+            <w:r>
+              <w:rPr>
+                <w:sz w:val="22"/>
+              </w:rPr>
+              <w:t xml:space="preserve"> With more Vitamin C, it would also help quench inflammation and further protect against oxidative damage.</w:t>
+            </w:r>
+            <w:r>
+              <w:rPr>
+                <w:sz w:val="22"/>
+              </w:rPr>
+              <w:t xml:space="preserve"> </w:t>
+            </w:r>
+            <w:r>
+              <w:rPr>
+                <w:sz w:val="22"/>
+                <w:szCs w:val="22"/>
+              </w:rPr>
+              <w:t xml:space="preserve">(Sizer, Whitney, </w:t>
+            </w:r>
+            <w:proofErr w:type="spellStart"/>
+            <w:r>
+              <w:rPr>
+                <w:sz w:val="22"/>
+                <w:szCs w:val="22"/>
+              </w:rPr>
+              <w:t>D’Andreamatteo</w:t>
+            </w:r>
+            <w:proofErr w:type="spellEnd"/>
+            <w:r>
+              <w:rPr>
+                <w:sz w:val="22"/>
+                <w:szCs w:val="22"/>
+              </w:rPr>
+              <w:t xml:space="preserve"> &amp; Novak, p.</w:t>
+            </w:r>
+            <w:r>
+              <w:rPr>
+                <w:sz w:val="22"/>
+                <w:szCs w:val="22"/>
+              </w:rPr>
+              <w:t xml:space="preserve"> 481</w:t>
+            </w:r>
+            <w:r>
+              <w:rPr>
+                <w:sz w:val="22"/>
+                <w:szCs w:val="22"/>
+              </w:rPr>
+              <w:t>, 2025)</w:t>
+            </w:r>
+            <w:r>
+              <w:rPr>
+                <w:sz w:val="22"/>
+              </w:rPr>
+              <w:t xml:space="preserve"> </w:t>
+            </w:r>
+          </w:p>
+          <w:p>
+            <w:pPr>
+              <w:ind w:left="44"/>
+              <w:rPr>
+                <w:sz w:val="22"/>
+                <w:lang w:val="en-CA"/>
+              </w:rPr>
+            </w:pPr>
+            <w:r>
+              <w:rPr>
+                <w:sz w:val="22"/>
+                <w:lang w:val="en-CA"/>
+              </w:rPr>
               <w:t> </w:t>
             </w:r>
           </w:p>
           <w:p>
             <w:pPr>
-              <w:ind w:left="44"/>
               <w:rPr>
                 <w:sz w:val="22"/>
                 <w:lang w:val="en-CA"/>
               </w:rPr>
             </w:pPr>
-            <w:r>
-              <w:rPr>
-                <w:sz w:val="22"/>
-                <w:lang w:val="en-CA"/>
-              </w:rPr>
-              <w:t> </w:t>
-            </w:r>
-          </w:p>
-          <w:p>
-            <w:pPr>
-              <w:ind w:left="44"/>
-              <w:rPr>
-                <w:sz w:val="22"/>
-                <w:lang w:val="en-CA"/>
-              </w:rPr>
-            </w:pPr>
-            <w:r>
-              <w:rPr>
-                <w:sz w:val="22"/>
-                <w:lang w:val="en-CA"/>
-              </w:rPr>
-              <w:t> </w:t>
-            </w:r>
-          </w:p>
-          <w:p>
-            <w:pPr>
-              <w:ind w:left="44"/>
-              <w:rPr>
-                <w:sz w:val="22"/>
-                <w:lang w:val="en-CA"/>
-              </w:rPr>
-            </w:pPr>
-            <w:r>
-              <w:rPr>
-                <w:sz w:val="22"/>
-                <w:lang w:val="en-CA"/>
-              </w:rPr>
-              <w:t> </w:t>
-            </w:r>
           </w:p>
           <w:p>
             <w:pPr>
@@ -8140,7 +9051,6 @@
     </w:p>
     <w:p>
       <w:pPr>
-        <w:ind w:left="720"/>
         <w:jc w:val="center"/>
         <w:rPr>
           <w:b/>
@@ -8148,15 +9058,6 @@
           <w:sz w:val="24"/>
           <w:szCs w:val="24"/>
           <w:u w:val="single"/>
-          <w:rPrChange w:id="3" w:author="">
-            <w:rPr>
-              <w:b/>
-              <w:bCs/>
-              <w:sz w:val="36"/>
-              <w:szCs w:val="36"/>
-              <w:u w:val="single"/>
-            </w:rPr>
-          </w:rPrChange>
         </w:rPr>
       </w:pPr>
       <w:r>
@@ -8170,54 +9071,21 @@
         <w:lastRenderedPageBreak/>
         <w:t>Reference List</w:t>
       </w:r>
+      <w:r>
+        <w:rPr>
+          <w:b/>
+          <w:bCs/>
+          <w:sz w:val="24"/>
+          <w:szCs w:val="24"/>
+          <w:u w:val="single"/>
+        </w:rPr>
+        <w:t xml:space="preserve"> [2 marks]</w:t>
+      </w:r>
     </w:p>
     <w:p>
       <w:pPr>
         <w:ind w:left="720"/>
-        <w:jc w:val="center"/>
-        <w:rPr>
-          <w:b/>
-          <w:bCs/>
-          <w:sz w:val="24"/>
-          <w:szCs w:val="24"/>
-        </w:rPr>
-      </w:pPr>
-      <w:r>
-        <w:rPr>
-          <w:b/>
-          <w:bCs/>
-          <w:sz w:val="24"/>
-          <w:szCs w:val="24"/>
-        </w:rPr>
-        <w:t>(Use APA Format</w:t>
-      </w:r>
-      <w:r>
-        <w:rPr>
-          <w:b/>
-          <w:bCs/>
-          <w:sz w:val="24"/>
-          <w:szCs w:val="24"/>
-        </w:rPr>
-        <w:t>. Remember to use in text citations to show where each reference is being used</w:t>
-      </w:r>
-      <w:r>
-        <w:rPr>
-          <w:b/>
-          <w:bCs/>
-          <w:sz w:val="24"/>
-          <w:szCs w:val="24"/>
-        </w:rPr>
-        <w:t>)</w:t>
-      </w:r>
-      <w:r>
-        <w:rPr>
-          <w:b/>
-          <w:bCs/>
-          <w:sz w:val="24"/>
-          <w:szCs w:val="24"/>
-        </w:rPr>
-        <w:t xml:space="preserve"> [2 marks]</w:t>
-      </w:r>
+      </w:pPr>
     </w:p>
     <w:p>
       <w:pPr>
@@ -8226,17 +9094,58 @@
     </w:p>
     <w:p>
       <w:pPr>
-        <w:ind w:left="720"/>
-      </w:pPr>
+        <w:pStyle w:val="BodyTextIndent2"/>
+        <w:spacing w:before="120"/>
+        <w:ind w:hanging="720"/>
+        <w:rPr>
+          <w:rFonts w:ascii="Times New Roman" w:hAnsi="Times New Roman"/>
+          <w:sz w:val="24"/>
+          <w:szCs w:val="24"/>
+        </w:rPr>
+      </w:pPr>
+      <w:r>
+        <w:rPr>
+          <w:rFonts w:ascii="Times New Roman" w:hAnsi="Times New Roman"/>
+          <w:sz w:val="24"/>
+          <w:szCs w:val="24"/>
+        </w:rPr>
+        <w:t xml:space="preserve">Sizer, F., Whitney, E., &amp; Piche, L. (2024). </w:t>
+      </w:r>
+      <w:r>
+        <w:rPr>
+          <w:rFonts w:ascii="Times New Roman" w:hAnsi="Times New Roman"/>
+          <w:i/>
+          <w:iCs/>
+          <w:sz w:val="24"/>
+          <w:szCs w:val="24"/>
+        </w:rPr>
+        <w:t>Nutrition Concepts and Controversies with MindTap</w:t>
+      </w:r>
+      <w:r>
+        <w:rPr>
+          <w:rFonts w:ascii="Times New Roman" w:hAnsi="Times New Roman"/>
+          <w:sz w:val="24"/>
+          <w:szCs w:val="24"/>
+        </w:rPr>
+        <w:t>. (6th Canadian Edition.). Nelson Education Ltd.</w:t>
+      </w:r>
     </w:p>
     <w:p>
       <w:pPr>
         <w:ind w:left="720"/>
+        <w:rPr>
+          <w:sz w:val="24"/>
+          <w:szCs w:val="24"/>
+        </w:rPr>
       </w:pPr>
     </w:p>
     <w:p>
       <w:pPr>
         <w:ind w:left="720"/>
+        <w:rPr>
+          <w:sz w:val="24"/>
+          <w:szCs w:val="24"/>
+        </w:rPr>
       </w:pPr>
     </w:p>
     <w:p>
@@ -11450,7 +12359,6 @@
   <w:style w:type="character" w:default="1" w:styleId="DefaultParagraphFont">
     <w:name w:val="Default Paragraph Font"/>
     <w:uiPriority w:val="1"/>
-    <w:semiHidden/>
     <w:unhideWhenUsed/>
   </w:style>
   <w:style w:type="table" w:default="1" w:styleId="TableNormal">
@@ -11989,6 +12897,21 @@
 </file>
 
 <file path=customXml/item1.xml><?xml version="1.0" encoding="utf-8"?>
+<p:properties xmlns:p="http://schemas.microsoft.com/office/2006/metadata/properties" xmlns:xsi="http://www.w3.org/2001/XMLSchema-instance" xmlns:pc="http://schemas.microsoft.com/office/infopath/2007/PartnerControls">
+  <documentManagement/>
+</p:properties>
+</file>
+
+<file path=customXml/item2.xml><?xml version="1.0" encoding="utf-8"?>
+<?mso-contentType ?>
+<FormTemplates xmlns="http://schemas.microsoft.com/sharepoint/v3/contenttype/forms">
+  <Display>DocumentLibraryForm</Display>
+  <Edit>DocumentLibraryForm</Edit>
+  <New>DocumentLibraryForm</New>
+</FormTemplates>
+</file>
+
+<file path=customXml/item3.xml><?xml version="1.0" encoding="utf-8"?>
 <ct:contentTypeSchema xmlns:ct="http://schemas.microsoft.com/office/2006/metadata/contentType" xmlns:ma="http://schemas.microsoft.com/office/2006/metadata/properties/metaAttributes" ct:_="" ma:_="" ma:contentTypeName="Document" ma:contentTypeID="0x0101008B9D0A2B255F9E408D677A6C344D2D5E" ma:contentTypeVersion="4" ma:contentTypeDescription="Create a new document." ma:contentTypeScope="" ma:versionID="28284097b2f553a088ca8f91bbf3ce2e">
   <xsd:schema xmlns:xsd="http://www.w3.org/2001/XMLSchema" xmlns:xs="http://www.w3.org/2001/XMLSchema" xmlns:p="http://schemas.microsoft.com/office/2006/metadata/properties" xmlns:ns2="c782a54f-2ffd-4cea-86a4-9cc78e9c76c1" targetNamespace="http://schemas.microsoft.com/office/2006/metadata/properties" ma:root="true" ma:fieldsID="f90400d5c5e639aafb0ed2cf4b9c4ffe" ns2:_="">
     <xsd:import namespace="c782a54f-2ffd-4cea-86a4-9cc78e9c76c1"/>
@@ -12132,22 +13055,24 @@
 </ct:contentTypeSchema>
 </file>
 
-<file path=customXml/item2.xml><?xml version="1.0" encoding="utf-8"?>
-<?mso-contentType ?>
-<FormTemplates xmlns="http://schemas.microsoft.com/sharepoint/v3/contenttype/forms">
-  <Display>DocumentLibraryForm</Display>
-  <Edit>DocumentLibraryForm</Edit>
-  <New>DocumentLibraryForm</New>
-</FormTemplates>
+<file path=customXml/itemProps1.xml><?xml version="1.0" encoding="utf-8"?>
+<ds:datastoreItem xmlns:ds="http://schemas.openxmlformats.org/officeDocument/2006/customXml" ds:itemID="{D0D9FDE6-F2E4-41EA-BD1D-B7811916C568}">
+  <ds:schemaRefs>
+    <ds:schemaRef ds:uri="http://schemas.microsoft.com/office/2006/metadata/properties"/>
+    <ds:schemaRef ds:uri="http://schemas.microsoft.com/office/infopath/2007/PartnerControls"/>
+  </ds:schemaRefs>
+</ds:datastoreItem>
 </file>
 
-<file path=customXml/item3.xml><?xml version="1.0" encoding="utf-8"?>
-<p:properties xmlns:p="http://schemas.microsoft.com/office/2006/metadata/properties" xmlns:xsi="http://www.w3.org/2001/XMLSchema-instance" xmlns:pc="http://schemas.microsoft.com/office/infopath/2007/PartnerControls">
-  <documentManagement/>
-</p:properties>
+<file path=customXml/itemProps2.xml><?xml version="1.0" encoding="utf-8"?>
+<ds:datastoreItem xmlns:ds="http://schemas.openxmlformats.org/officeDocument/2006/customXml" ds:itemID="{05E53CC1-C49B-45FB-B8C4-600C27532B4B}">
+  <ds:schemaRefs>
+    <ds:schemaRef ds:uri="http://schemas.microsoft.com/sharepoint/v3/contenttype/forms"/>
+  </ds:schemaRefs>
+</ds:datastoreItem>
 </file>
 
-<file path=customXml/itemProps1.xml><?xml version="1.0" encoding="utf-8"?>
+<file path=customXml/itemProps3.xml><?xml version="1.0" encoding="utf-8"?>
 <ds:datastoreItem xmlns:ds="http://schemas.openxmlformats.org/officeDocument/2006/customXml" ds:itemID="{41C351FA-B2D0-410D-BD79-E416C05939B9}">
   <ds:schemaRefs>
     <ds:schemaRef ds:uri="http://schemas.microsoft.com/office/2006/metadata/contentType"/>
@@ -12163,21 +13088,4 @@
     <ds:schemaRef ds:uri="http://schemas.microsoft.com/internal/obd"/>
   </ds:schemaRefs>
 </ds:datastoreItem>
-</file>
-
-<file path=customXml/itemProps2.xml><?xml version="1.0" encoding="utf-8"?>
-<ds:datastoreItem xmlns:ds="http://schemas.openxmlformats.org/officeDocument/2006/customXml" ds:itemID="{05E53CC1-C49B-45FB-B8C4-600C27532B4B}">
-  <ds:schemaRefs>
-    <ds:schemaRef ds:uri="http://schemas.microsoft.com/sharepoint/v3/contenttype/forms"/>
-  </ds:schemaRefs>
-</ds:datastoreItem>
-</file>
-
-<file path=customXml/itemProps3.xml><?xml version="1.0" encoding="utf-8"?>
-<ds:datastoreItem xmlns:ds="http://schemas.openxmlformats.org/officeDocument/2006/customXml" ds:itemID="{D0D9FDE6-F2E4-41EA-BD1D-B7811916C568}">
-  <ds:schemaRefs>
-    <ds:schemaRef ds:uri="http://schemas.microsoft.com/office/2006/metadata/properties"/>
-    <ds:schemaRef ds:uri="http://schemas.microsoft.com/office/infopath/2007/PartnerControls"/>
-  </ds:schemaRefs>
-</ds:datastoreItem>
 </file>